--- a/docs/assets/worddocs/letter-template-nhs-notify-other-language-right-aligned.docx
+++ b/docs/assets/worddocs/letter-template-nhs-notify-other-language-right-aligned.docx
@@ -22,85 +22,7 @@
         </w:rPr>
         <w:t>T</w:t>
       </w:r>
-      <w:commentRangeEnd w:id="0"/>
-      <w:commentRangeEnd w:id="1"/>
-      <w:commentRangeEnd w:id="2"/>
-      <w:r>
-        <w:rPr>
-          <w:rStyle w:val="CommentReference"/>
-          <w:rFonts w:eastAsiaTheme="minorHAnsi" w:cstheme="minorBidi"/>
-          <w:b w:val="0"/>
-        </w:rPr>
-        <w:commentReference w:id="0"/>
-      </w:r>
-      <w:r>
-        <w:rPr>
-          <w:rFonts w:cs="Noto Sans Medium"/>
-          <w:szCs w:val="24"/>
-        </w:rPr>
-        <w:commentReference w:id="1"/>
-      </w:r>
-      <w:r>
-        <w:rPr>
-          <w:rFonts w:cs="Noto Sans Medium"/>
-          <w:szCs w:val="24"/>
-        </w:rPr>
-        <w:commentReference w:id="2"/>
-      </w:r>
-      <w:commentRangeEnd w:id="3"/>
-      <w:r>
-        <w:rPr>
-          <w:rFonts w:cs="Noto Sans Medium"/>
-          <w:szCs w:val="24"/>
-        </w:rPr>
-        <w:commentReference w:id="3"/>
-      </w:r>
-      <w:r>
-        <w:rPr>
-          <w:rFonts w:cs="Noto Sans Medium"/>
-          <w:szCs w:val="24"/>
-        </w:rPr>
-        <w:t xml:space="preserve">his is </w:t>
-      </w:r>
-      <w:r>
-        <w:rPr>
-          <w:rFonts w:cs="Noto Sans Medium"/>
-          <w:szCs w:val="24"/>
-        </w:rPr>
-        <w:t>the main</w:t>
-      </w:r>
-      <w:r>
-        <w:rPr>
-          <w:rFonts w:cs="Noto Sans Medium"/>
-          <w:szCs w:val="24"/>
-        </w:rPr>
-        <w:t xml:space="preserve"> heading</w:t>
-      </w:r>
       <w:commentRangeEnd w:id="4"/>
-      <w:r>
-        <w:rPr>
-          <w:rFonts w:cs="Noto Sans Medium"/>
-          <w:szCs w:val="24"/>
-        </w:rPr>
-        <w:commentReference w:id="4"/>
-      </w:r>
-    </w:p>
-    <w:p>
-      <w:pPr>
-        <w:rPr>
-          <w:rFonts w:cs="Noto Sans Medium"/>
-          <w:lang w:eastAsia="en-GB"/>
-        </w:rPr>
-      </w:pPr>
-      <w:commentRangeStart w:id="5"/>
-      <w:r>
-        <w:rPr>
-          <w:rFonts w:cs="Noto Sans Medium"/>
-          <w:lang w:eastAsia="en-GB"/>
-        </w:rPr>
-        <w:t>Dear</w:t>
-      </w:r>
-      <w:commentRangeEnd w:id="5"/>
       <w:r>
         <w:rPr>
           <w:rStyle w:val="CommentReference"/>
@@ -108,77 +30,167 @@
           <w:sz w:val="24"/>
           <w:szCs w:val="24"/>
         </w:rPr>
-        <w:commentReference w:id="5"/>
-      </w:r>
-      <w:r>
-        <w:rPr>
-          <w:rFonts w:cs="Noto Sans Medium"/>
-          <w:lang w:eastAsia="en-GB"/>
-        </w:rPr>
-        <w:t xml:space="preserve"> </w:t>
-      </w:r>
-      <w:commentRangeStart w:id="6"/>
-      <w:r>
-        <w:rPr>
-          <w:rFonts w:cs="Noto Sans Medium"/>
-          <w:lang w:eastAsia="en-GB"/>
-        </w:rPr>
-        <w:t>((</w:t>
-      </w:r>
-      <w:proofErr w:type="spellStart"/>
-      <w:r>
-        <w:rPr>
-          <w:rFonts w:cs="Noto Sans Medium"/>
-          <w:lang w:eastAsia="en-GB"/>
-        </w:rPr>
-        <w:t>fullName</w:t>
-      </w:r>
-      <w:proofErr w:type="spellEnd"/>
-      <w:r>
-        <w:rPr>
-          <w:rFonts w:cs="Noto Sans Medium"/>
-          <w:lang w:eastAsia="en-GB"/>
-        </w:rPr>
-        <w:t>))</w:t>
-      </w:r>
-      <w:commentRangeEnd w:id="6"/>
-      <w:r>
-        <w:rPr>
-          <w:rFonts w:cs="Noto Sans Medium"/>
-          <w:lang w:eastAsia="en-GB"/>
-        </w:rPr>
-        <w:commentReference w:id="6"/>
-      </w:r>
-      <w:r>
-        <w:rPr>
-          <w:rFonts w:cs="Noto Sans Medium"/>
-          <w:lang w:eastAsia="en-GB"/>
-        </w:rPr>
-        <w:t>,</w:t>
-      </w:r>
-    </w:p>
-    <w:p>
-      <w:pPr>
-        <w:rPr>
-          <w:rFonts w:cs="Noto Sans Medium"/>
-          <w:lang w:eastAsia="en-GB"/>
-        </w:rPr>
-      </w:pPr>
-      <w:commentRangeStart w:id="7"/>
-      <w:r>
-        <w:rPr>
-          <w:rFonts w:cs="Noto Sans Medium"/>
-          <w:lang w:eastAsia="en-GB"/>
-        </w:rPr>
-        <w:t xml:space="preserve">This is the body text. </w:t>
-      </w:r>
-      <w:commentRangeEnd w:id="7"/>
+        <w:commentReference w:id="4"/>
+      </w:r>
+      <w:commentRangeEnd w:id="3"/>
       <w:r>
         <w:rPr>
           <w:rStyle w:val="CommentReference"/>
           <w:rFonts w:cs="Noto Sans Medium"/>
           <w:sz w:val="24"/>
           <w:szCs w:val="24"/>
+        </w:rPr>
+        <w:commentReference w:id="3"/>
+      </w:r>
+      <w:commentRangeEnd w:id="2"/>
+      <w:r>
+        <w:rPr>
+          <w:rStyle w:val="CommentReference"/>
+          <w:rFonts w:cs="Noto Sans Medium"/>
+          <w:sz w:val="24"/>
+          <w:szCs w:val="24"/>
+        </w:rPr>
+        <w:commentReference w:id="2"/>
+      </w:r>
+      <w:commentRangeEnd w:id="1"/>
+      <w:r>
+        <w:rPr>
+          <w:rStyle w:val="CommentReference"/>
+          <w:rFonts w:cs="Noto Sans Medium"/>
+          <w:sz w:val="24"/>
+          <w:szCs w:val="24"/>
+        </w:rPr>
+        <w:commentReference w:id="1"/>
+      </w:r>
+      <w:r>
+        <w:rPr>
+          <w:rFonts w:cs="Noto Sans Medium"/>
+          <w:szCs w:val="24"/>
+        </w:rPr>
+        <w:t xml:space="preserve">his is </w:t>
+      </w:r>
+      <w:r>
+        <w:rPr>
+          <w:rFonts w:cs="Noto Sans Medium"/>
+          <w:szCs w:val="24"/>
+        </w:rPr>
+        <w:t>the main</w:t>
+      </w:r>
+      <w:r>
+        <w:rPr>
+          <w:rFonts w:cs="Noto Sans Medium"/>
+          <w:szCs w:val="24"/>
+        </w:rPr>
+        <w:t xml:space="preserve"> heading</w:t>
+      </w:r>
+      <w:commentRangeEnd w:id="0"/>
+      <w:r>
+        <w:rPr>
+          <w:rStyle w:val="CommentReference"/>
+          <w:rFonts w:cs="Noto Sans Medium"/>
+          <w:sz w:val="24"/>
+          <w:szCs w:val="24"/>
+        </w:rPr>
+        <w:commentReference w:id="0"/>
+      </w:r>
+    </w:p>
+    <w:p>
+      <w:pPr>
+        <w:rPr>
+          <w:rFonts w:cs="Noto Sans Medium"/>
+          <w:lang w:eastAsia="en-GB"/>
+        </w:rPr>
+      </w:pPr>
+      <w:commentRangeStart w:id="5"/>
+      <w:r>
+        <w:rPr>
+          <w:rFonts w:cs="Noto Sans Medium"/>
+          <w:lang w:eastAsia="en-GB"/>
+        </w:rPr>
+        <w:t>Dear</w:t>
+      </w:r>
+      <w:commentRangeEnd w:id="5"/>
+      <w:r>
+        <w:rPr>
+          <w:rStyle w:val="CommentReference"/>
+          <w:rFonts w:cs="Noto Sans Medium"/>
+          <w:sz w:val="24"/>
+          <w:szCs w:val="24"/>
+          <w:lang w:eastAsia="en-GB"/>
+        </w:rPr>
+        <w:commentReference w:id="5"/>
+      </w:r>
+      <w:r>
+        <w:rPr>
+          <w:rFonts w:cs="Noto Sans Medium"/>
+          <w:lang w:eastAsia="en-GB"/>
+        </w:rPr>
+        <w:t xml:space="preserve"> </w:t>
+      </w:r>
+      <w:r>
+        <w:rPr>
+          <w:rFonts w:cs="Noto Sans Medium"/>
+          <w:lang w:eastAsia="en-GB"/>
+        </w:rPr>
+        <w:t>{d.</w:t>
+      </w:r>
+      <w:commentRangeStart w:id="6"/>
+      <w:r>
+        <w:rPr>
+          <w:rFonts w:cs="Noto Sans Medium"/>
+          <w:lang w:eastAsia="en-GB"/>
+        </w:rPr>
+        <w:t>fullName</w:t>
+      </w:r>
+      <w:commentRangeEnd w:id="6"/>
+      <w:r>
+        <w:rPr>
+          <w:rStyle w:val="CommentReference"/>
+          <w:rFonts w:cs="Noto Sans Medium"/>
+          <w:sz w:val="24"/>
+          <w:szCs w:val="24"/>
+          <w:lang w:eastAsia="en-GB"/>
+        </w:rPr>
+        <w:commentReference w:id="6"/>
+      </w:r>
+      <w:r>
+        <w:rPr>
+          <w:rFonts w:cs="Noto Sans Medium"/>
+          <w:lang w:eastAsia="en-GB"/>
+        </w:rPr>
+        <w:t>}</w:t>
+      </w:r>
+      <w:r>
+        <w:rPr>
+          <w:rFonts w:cs="Noto Sans Medium"/>
+          <w:lang w:eastAsia="en-GB"/>
+        </w:rPr>
+        <w:t>,</w:t>
+      </w:r>
+    </w:p>
+    <w:p>
+      <w:pPr>
+        <w:rPr>
+          <w:rFonts w:cs="Noto Sans Medium"/>
+          <w:lang w:eastAsia="en-GB"/>
+        </w:rPr>
+      </w:pPr>
+      <w:commentRangeStart w:id="7"/>
+      <w:r>
+        <w:rPr>
+          <w:rFonts w:cs="Noto Sans Medium"/>
+          <w:lang w:eastAsia="en-GB"/>
+        </w:rPr>
+        <w:t xml:space="preserve">This is the body text. </w:t>
+      </w:r>
+      <w:commentRangeEnd w:id="7"/>
+      <w:r>
+        <w:rPr>
+          <w:rStyle w:val="CommentReference"/>
+          <w:rFonts w:cs="Noto Sans Medium"/>
+          <w:sz w:val="24"/>
+          <w:szCs w:val="24"/>
+          <w:lang w:eastAsia="en-GB"/>
         </w:rPr>
         <w:commentReference w:id="7"/>
       </w:r>
@@ -389,77 +401,7 @@
         <w:rPr>
           <w:rFonts w:cs="Noto Sans Medium"/>
         </w:rPr>
-        <w:t>Hello ((</w:t>
-      </w:r>
-      <w:proofErr w:type="spellStart"/>
-      <w:r>
-        <w:rPr>
-          <w:rFonts w:cs="Noto Sans Medium"/>
-        </w:rPr>
-        <w:t>firstName</w:t>
-      </w:r>
-      <w:proofErr w:type="spellEnd"/>
-      <w:r>
-        <w:rPr>
-          <w:rFonts w:cs="Noto Sans Medium"/>
-        </w:rPr>
-        <w:t>)), your NHS Number is ((</w:t>
-      </w:r>
-      <w:proofErr w:type="spellStart"/>
-      <w:r>
-        <w:rPr>
-          <w:rFonts w:cs="Noto Sans Medium"/>
-        </w:rPr>
-        <w:t>nhsNumber</w:t>
-      </w:r>
-      <w:proofErr w:type="spellEnd"/>
-      <w:r>
-        <w:rPr>
-          <w:rFonts w:cs="Noto Sans Medium"/>
-        </w:rPr>
-        <w:t>)). Your GP surgery is ((</w:t>
-      </w:r>
-      <w:proofErr w:type="spellStart"/>
-      <w:r>
-        <w:rPr>
-          <w:rFonts w:cs="Noto Sans Medium"/>
-        </w:rPr>
-        <w:t>gpSurgeryName</w:t>
-      </w:r>
-      <w:proofErr w:type="spellEnd"/>
-      <w:r>
-        <w:rPr>
-          <w:rFonts w:cs="Noto Sans Medium"/>
-        </w:rPr>
-        <w:t>)), located at ((</w:t>
-      </w:r>
-      <w:proofErr w:type="spellStart"/>
-      <w:r>
-        <w:rPr>
-          <w:rFonts w:cs="Noto Sans Medium"/>
-        </w:rPr>
-        <w:t>gpSurgeryAddress</w:t>
-      </w:r>
-      <w:proofErr w:type="spellEnd"/>
-      <w:r>
-        <w:rPr>
-          <w:rFonts w:cs="Noto Sans Medium"/>
-        </w:rPr>
-        <w:t>)). Call ((</w:t>
-      </w:r>
-      <w:proofErr w:type="spellStart"/>
-      <w:r>
-        <w:rPr>
-          <w:rFonts w:cs="Noto Sans Medium"/>
-        </w:rPr>
-        <w:t>gpSurgeryPhone</w:t>
-      </w:r>
-      <w:proofErr w:type="spellEnd"/>
-      <w:r>
-        <w:rPr>
-          <w:rFonts w:cs="Noto Sans Medium"/>
-        </w:rPr>
-        <w:t>)) to book your appointment. </w:t>
+        <w:t>Hello {d.fullName}, your NHS Number is {d.nhsNumber}. Your appointment is on {d.appointmentDate} at {d.gpSurgery}.</w:t>
       </w:r>
     </w:p>
     <w:p>
@@ -542,6 +484,15 @@
       <w:commentRangeEnd w:id="10"/>
       <w:r>
         <w:rPr>
+          <w:rStyle w:val="CommentReference"/>
+          <w:b/>
+          <w:sz w:val="24"/>
+          <w:szCs w:val="24"/>
+        </w:rPr>
+        <w:commentReference w:id="10"/>
+      </w:r>
+      <w:r>
+        <w:rPr>
           <w:rStyle w:val="Hyperlink"/>
         </w:rPr>
         <w:instrText>"</w:instrText>
@@ -550,6 +501,11 @@
         <w:rPr>
           <w:rStyle w:val="Hyperlink"/>
         </w:rPr>
+      </w:r>
+      <w:r>
+        <w:rPr>
+          <w:rStyle w:val="Hyperlink"/>
+        </w:rPr>
         <w:fldChar w:fldCharType="separate"/>
       </w:r>
       <w:r>
@@ -563,12 +519,6 @@
           <w:rStyle w:val="Hyperlink"/>
         </w:rPr>
         <w:fldChar w:fldCharType="end"/>
-      </w:r>
-      <w:r>
-        <w:rPr>
-          <w:rStyle w:val="CommentReference"/>
-        </w:rPr>
-        <w:commentReference w:id="10"/>
       </w:r>
       <w:r>
         <w:rPr>
@@ -873,7 +823,7 @@
           <w:noProof/>
         </w:rPr>
         <w:drawing>
-          <wp:inline distT="0" distB="0" distL="0" distR="0" wp14:anchorId="1EB53E18" wp14:editId="76E9C33D">
+          <wp:inline distT="0" distB="0" distL="0" distR="0" wp14:anchorId="1EB53E18" wp14:editId="344A61BF">
             <wp:extent cx="1336431" cy="1336431"/>
             <wp:effectExtent l="0" t="0" r="0" b="0"/>
             <wp:docPr id="1392541066" name="Picture 2" descr="A qr code with a black background&#10;&#10;Description automatically generated"/>
@@ -1293,14 +1243,19 @@
       <w:r>
         <w:rPr>
           <w:rStyle w:val="CommentReference"/>
-        </w:rPr>
-        <w:commentReference w:id="11"/>
-      </w:r>
-      <w:r>
-        <w:rPr>
           <w:rFonts w:cs="Noto Sans Medium"/>
           <w:b/>
           <w:bCs/>
+          <w:sz w:val="24"/>
+          <w:szCs w:val="24"/>
+        </w:rPr>
+        <w:commentReference w:id="11"/>
+      </w:r>
+      <w:r>
+        <w:rPr>
+          <w:rFonts w:cs="Noto Sans Medium"/>
+          <w:b/>
+          <w:bCs/>
         </w:rPr>
         <w:t xml:space="preserve">: </w:t>
       </w:r>
@@ -1308,7 +1263,19 @@
         <w:rPr>
           <w:rFonts w:cs="Noto Sans Medium"/>
         </w:rPr>
-        <w:t>((date))</w:t>
+        <w:t>{d.</w:t>
+      </w:r>
+      <w:r>
+        <w:rPr>
+          <w:rFonts w:cs="Noto Sans Medium"/>
+        </w:rPr>
+        <w:t>date</w:t>
+      </w:r>
+      <w:r>
+        <w:rPr>
+          <w:rFonts w:cs="Noto Sans Medium"/>
+        </w:rPr>
+        <w:t>}</w:t>
       </w:r>
     </w:p>
     <w:p>
@@ -1333,36 +1300,47 @@
       <w:r>
         <w:rPr>
           <w:rStyle w:val="CommentReference"/>
-        </w:rPr>
-        <w:commentReference w:id="12"/>
-      </w:r>
-      <w:r>
-        <w:rPr>
           <w:rFonts w:cs="Noto Sans Medium"/>
           <w:b/>
           <w:bCs/>
-        </w:rPr>
-        <w:t xml:space="preserve">: </w:t>
-      </w:r>
-      <w:r>
-        <w:rPr>
-          <w:rFonts w:cs="Noto Sans Medium"/>
-        </w:rPr>
-        <w:t>((</w:t>
-      </w:r>
-      <w:proofErr w:type="spellStart"/>
+          <w:sz w:val="24"/>
+          <w:szCs w:val="24"/>
+        </w:rPr>
+        <w:commentReference w:id="12"/>
+      </w:r>
+      <w:r>
+        <w:rPr>
+          <w:rFonts w:cs="Noto Sans Medium"/>
+          <w:b/>
+          <w:bCs/>
+        </w:rPr>
+        <w:t>:</w:t>
+      </w:r>
+      <w:r>
+        <w:rPr>
+          <w:rFonts w:cs="Noto Sans Medium"/>
+          <w:b/>
+          <w:bCs/>
+        </w:rPr>
+        <w:t xml:space="preserve"> </w:t>
+      </w:r>
+      <w:r>
+        <w:rPr>
+          <w:rFonts w:cs="Noto Sans Medium"/>
+        </w:rPr>
+        <w:t>{d.</w:t>
+      </w:r>
       <w:r>
         <w:rPr>
           <w:rFonts w:cs="Noto Sans Medium"/>
         </w:rPr>
         <w:t>nhsNumber</w:t>
       </w:r>
-      <w:proofErr w:type="spellEnd"/>
-      <w:r>
-        <w:rPr>
-          <w:rFonts w:cs="Noto Sans Medium"/>
-        </w:rPr>
-        <w:t>))</w:t>
+      <w:r>
+        <w:rPr>
+          <w:rFonts w:cs="Noto Sans Medium"/>
+        </w:rPr>
+        <w:t>}</w:t>
       </w:r>
     </w:p>
     <w:p>
@@ -1398,37 +1376,37 @@
           <w:lang w:eastAsia="en-GB"/>
         </w:rPr>
       </w:pPr>
+      <w:r>
+        <w:rPr>
+          <w:rFonts w:cs="Noto Sans Medium"/>
+        </w:rPr>
+        <w:t>{d.</w:t>
+      </w:r>
       <w:commentRangeStart w:id="13"/>
       <w:r>
         <w:rPr>
           <w:rFonts w:cs="Noto Sans Medium"/>
           <w:lang w:eastAsia="en-GB"/>
         </w:rPr>
-        <w:t>((</w:t>
-      </w:r>
-      <w:proofErr w:type="spellStart"/>
-      <w:r>
-        <w:rPr>
-          <w:rFonts w:cs="Noto Sans Medium"/>
+        <w:t>fullName</w:t>
+      </w:r>
+      <w:commentRangeEnd w:id="13"/>
+      <w:r>
+        <w:rPr>
+          <w:rStyle w:val="CommentReference"/>
+          <w:rFonts w:cs="Noto Sans Medium"/>
+          <w:sz w:val="24"/>
+          <w:szCs w:val="24"/>
           <w:lang w:eastAsia="en-GB"/>
         </w:rPr>
-        <w:t>fullName</w:t>
-      </w:r>
-      <w:proofErr w:type="spellEnd"/>
+        <w:commentReference w:id="13"/>
+      </w:r>
       <w:r>
         <w:rPr>
           <w:rFonts w:cs="Noto Sans Medium"/>
           <w:lang w:eastAsia="en-GB"/>
         </w:rPr>
-        <w:t>))</w:t>
-      </w:r>
-      <w:commentRangeEnd w:id="13"/>
-      <w:r>
-        <w:rPr>
-          <w:rFonts w:cs="Noto Sans Medium"/>
-          <w:lang w:eastAsia="en-GB"/>
-        </w:rPr>
-        <w:commentReference w:id="13"/>
+        <w:t>}</w:t>
       </w:r>
       <w:r>
         <w:rPr>
@@ -1456,6 +1434,16 @@
         <w:t>Insert your translated content here.</w:t>
       </w:r>
       <w:commentRangeEnd w:id="14"/>
+      <w:r>
+        <w:rPr>
+          <w:rStyle w:val="CommentReference"/>
+          <w:rFonts w:cs="Noto Sans Medium"/>
+          <w:sz w:val="24"/>
+          <w:szCs w:val="24"/>
+          <w:lang w:eastAsia="en-GB"/>
+        </w:rPr>
+        <w:commentReference w:id="14"/>
+      </w:r>
     </w:p>
     <w:p>
       <w:pPr>
@@ -1465,12 +1453,6 @@
           <w:rFonts w:eastAsia="Arial" w:cs="Noto Sans Medium"/>
         </w:rPr>
       </w:pPr>
-      <w:r>
-        <w:rPr>
-          <w:rStyle w:val="CommentReference"/>
-        </w:rPr>
-        <w:commentReference w:id="14"/>
-      </w:r>
     </w:p>
     <w:sectPr>
       <w:footerReference w:type="default" r:id="rId14"/>
@@ -1488,7 +1470,7 @@
 
 <file path=word/comments.xml><?xml version="1.0" encoding="utf-8"?>
 <w:comments xmlns:wpc="http://schemas.microsoft.com/office/word/2010/wordprocessingCanvas" xmlns:cx="http://schemas.microsoft.com/office/drawing/2014/chartex" xmlns:cx1="http://schemas.microsoft.com/office/drawing/2015/9/8/chartex" xmlns:cx2="http://schemas.microsoft.com/office/drawing/2015/10/21/chartex" xmlns:cx3="http://schemas.microsoft.com/office/drawing/2016/5/9/chartex" xmlns:cx4="http://schemas.microsoft.com/office/drawing/2016/5/10/chartex" xmlns:cx5="http://schemas.microsoft.com/office/drawing/2016/5/11/chartex" xmlns:cx6="http://schemas.microsoft.com/office/drawing/2016/5/12/chartex" xmlns:cx7="http://schemas.microsoft.com/office/drawing/2016/5/13/chartex" xmlns:cx8="http://schemas.microsoft.com/office/drawing/2016/5/14/chartex" xmlns:mc="http://schemas.openxmlformats.org/markup-compatibility/2006" xmlns:aink="http://schemas.microsoft.com/office/drawing/2016/ink" xmlns:am3d="http://schemas.microsoft.com/office/drawing/2017/model3d" xmlns:o="urn:schemas-microsoft-com:office:office" xmlns:oel="http://schemas.microsoft.com/office/2019/extlst" xmlns:r="http://schemas.openxmlformats.org/officeDocument/2006/relationships" xmlns:m="http://schemas.openxmlformats.org/officeDocument/2006/math" xmlns:v="urn:schemas-microsoft-com:vml" xmlns:wp14="http://schemas.microsoft.com/office/word/2010/wordprocessingDrawing" xmlns:wp="http://schemas.openxmlformats.org/drawingml/2006/wordprocessingDrawing" xmlns:w10="urn:schemas-microsoft-com:office:word" xmlns:w="http://schemas.openxmlformats.org/wordprocessingml/2006/main" xmlns:w14="http://schemas.microsoft.com/office/word/2010/wordml" xmlns:w15="http://schemas.microsoft.com/office/word/2012/wordml" xmlns:w16cex="http://schemas.microsoft.com/office/word/2018/wordml/cex" xmlns:w16cid="http://schemas.microsoft.com/office/word/2016/wordml/cid" xmlns:w16="http://schemas.microsoft.com/office/word/2018/wordml" xmlns:w16du="http://schemas.microsoft.com/office/word/2023/wordml/word16du" xmlns:w16sdtdh="http://schemas.microsoft.com/office/word/2020/wordml/sdtdatahash" xmlns:w16sdtfl="http://schemas.microsoft.com/office/word/2024/wordml/sdtformatlock" xmlns:w16se="http://schemas.microsoft.com/office/word/2015/wordml/symex" xmlns:wpg="http://schemas.microsoft.com/office/word/2010/wordprocessingGroup" xmlns:wpi="http://schemas.microsoft.com/office/word/2010/wordprocessingInk" xmlns:wne="http://schemas.microsoft.com/office/word/2006/wordml" xmlns:wps="http://schemas.microsoft.com/office/word/2010/wordprocessingShape" mc:Ignorable="w14 w15 w16se w16cid w16 w16cex w16sdtdh w16sdtfl w16du wp14">
-  <w:comment w:id="0" w:author="GIFFORD, Emma (NHS ENGLAND - X26)" w:date="2024-10-02T16:33:00Z" w:initials="EG">
+  <w:comment w:id="4" w:author="GIFFORD, Emma (NHS ENGLAND - X26)" w:date="2024-10-02T16:33:00Z" w:initials="EG">
     <w:p>
       <w:pPr>
         <w:pStyle w:val="CommentText"/>
@@ -1504,7 +1486,7 @@
       </w:r>
     </w:p>
   </w:comment>
-  <w:comment w:id="1" w:author="GIFFORD, Emma (NHS ENGLAND - X26)" w:date="2024-08-27T13:51:00Z" w:initials="EG">
+  <w:comment w:id="3" w:author="GIFFORD, Emma (NHS ENGLAND - X26)" w:date="2024-08-27T13:51:00Z" w:initials="EG">
     <w:p>
       <w:pPr>
         <w:pStyle w:val="CommentText"/>
@@ -1569,7 +1551,7 @@
       </w:r>
     </w:p>
   </w:comment>
-  <w:comment w:id="3" w:author="GIFFORD, Emma (NHS ENGLAND - X26)" w:date="2024-08-27T14:00:00Z" w:initials="EG">
+  <w:comment w:id="1" w:author="GIFFORD, Emma (NHS ENGLAND - X26)" w:date="2024-08-27T14:00:00Z" w:initials="EG">
     <w:p>
       <w:pPr>
         <w:pStyle w:val="CommentText"/>
@@ -1615,7 +1597,7 @@
       </w:r>
     </w:p>
   </w:comment>
-  <w:comment w:id="4" w:author="GIFFORD, Emma (NHS ENGLAND - X26)" w:date="2024-08-27T14:15:00Z" w:initials="EG">
+  <w:comment w:id="0" w:author="GIFFORD, Emma (NHS ENGLAND - X26)" w:date="2024-08-27T14:15:00Z" w:initials="EG">
     <w:p>
       <w:pPr>
         <w:pStyle w:val="CommentText"/>
@@ -1845,7 +1827,7 @@
         <w:annotationRef/>
       </w:r>
       <w:r>
-        <w:t>You’ll need to translate this. Do not edit ‘((date))’ as that’s a personalisation field.</w:t>
+        <w:t>You’ll need to translate ‘Date’. Do not edit {d.date} as that’s a personalisation field.</w:t>
       </w:r>
     </w:p>
   </w:comment>
@@ -1861,7 +1843,7 @@
         <w:annotationRef/>
       </w:r>
       <w:r>
-        <w:t>You’ll need to translate this. Do not edit ‘((nhsNumber))’ as that’s a personalisation field.</w:t>
+        <w:t>You’ll need to translate ‘NHS number’. Do not edit {d.nhsNumber} as that’s a personalisation field.</w:t>
       </w:r>
     </w:p>
   </w:comment>
@@ -2404,7 +2386,23 @@
         <w:sz w:val="16"/>
         <w:szCs w:val="16"/>
       </w:rPr>
-      <w:t>((address_line_1))</w:t>
+      <w:t>{d.</w:t>
+    </w:r>
+    <w:r>
+      <w:rPr>
+        <w:rFonts w:cs="Noto Sans"/>
+        <w:sz w:val="16"/>
+        <w:szCs w:val="16"/>
+      </w:rPr>
+      <w:t>address_line_1</w:t>
+    </w:r>
+    <w:r>
+      <w:rPr>
+        <w:rFonts w:cs="Noto Sans"/>
+        <w:sz w:val="16"/>
+        <w:szCs w:val="16"/>
+      </w:rPr>
+      <w:t>}</w:t>
     </w:r>
   </w:p>
   <w:p>
@@ -2424,7 +2422,23 @@
         <w:sz w:val="16"/>
         <w:szCs w:val="16"/>
       </w:rPr>
-      <w:t>((address_line_2))</w:t>
+      <w:t>{d.</w:t>
+    </w:r>
+    <w:r>
+      <w:rPr>
+        <w:rFonts w:cs="Noto Sans"/>
+        <w:sz w:val="16"/>
+        <w:szCs w:val="16"/>
+      </w:rPr>
+      <w:t>address_line_2</w:t>
+    </w:r>
+    <w:r>
+      <w:rPr>
+        <w:rFonts w:cs="Noto Sans"/>
+        <w:sz w:val="16"/>
+        <w:szCs w:val="16"/>
+      </w:rPr>
+      <w:t>}</w:t>
     </w:r>
   </w:p>
   <w:p>
@@ -2444,7 +2458,23 @@
         <w:sz w:val="16"/>
         <w:szCs w:val="16"/>
       </w:rPr>
-      <w:t>((address_line_3))</w:t>
+      <w:t>{d.</w:t>
+    </w:r>
+    <w:r>
+      <w:rPr>
+        <w:rFonts w:cs="Noto Sans"/>
+        <w:sz w:val="16"/>
+        <w:szCs w:val="16"/>
+      </w:rPr>
+      <w:t>address_line_3</w:t>
+    </w:r>
+    <w:r>
+      <w:rPr>
+        <w:rFonts w:cs="Noto Sans"/>
+        <w:sz w:val="16"/>
+        <w:szCs w:val="16"/>
+      </w:rPr>
+      <w:t>}</w:t>
     </w:r>
   </w:p>
   <w:p>
@@ -2464,7 +2494,23 @@
         <w:sz w:val="16"/>
         <w:szCs w:val="16"/>
       </w:rPr>
-      <w:t>((address_line_4))</w:t>
+      <w:t>{d.</w:t>
+    </w:r>
+    <w:r>
+      <w:rPr>
+        <w:rFonts w:cs="Noto Sans"/>
+        <w:sz w:val="16"/>
+        <w:szCs w:val="16"/>
+      </w:rPr>
+      <w:t>address_line_4</w:t>
+    </w:r>
+    <w:r>
+      <w:rPr>
+        <w:rFonts w:cs="Noto Sans"/>
+        <w:sz w:val="16"/>
+        <w:szCs w:val="16"/>
+      </w:rPr>
+      <w:t>}</w:t>
     </w:r>
   </w:p>
   <w:p>
@@ -2484,7 +2530,23 @@
         <w:sz w:val="16"/>
         <w:szCs w:val="16"/>
       </w:rPr>
-      <w:t>((address_line_5))</w:t>
+      <w:t>{d.</w:t>
+    </w:r>
+    <w:r>
+      <w:rPr>
+        <w:rFonts w:cs="Noto Sans"/>
+        <w:sz w:val="16"/>
+        <w:szCs w:val="16"/>
+      </w:rPr>
+      <w:t>address_line_5</w:t>
+    </w:r>
+    <w:r>
+      <w:rPr>
+        <w:rFonts w:cs="Noto Sans"/>
+        <w:sz w:val="16"/>
+        <w:szCs w:val="16"/>
+      </w:rPr>
+      <w:t>}</w:t>
     </w:r>
   </w:p>
   <w:p>
@@ -2504,7 +2566,23 @@
         <w:sz w:val="16"/>
         <w:szCs w:val="16"/>
       </w:rPr>
-      <w:t>((address_line_6))</w:t>
+      <w:t>{d.</w:t>
+    </w:r>
+    <w:r>
+      <w:rPr>
+        <w:rFonts w:cs="Noto Sans"/>
+        <w:sz w:val="16"/>
+        <w:szCs w:val="16"/>
+      </w:rPr>
+      <w:t>address_line_6</w:t>
+    </w:r>
+    <w:r>
+      <w:rPr>
+        <w:rFonts w:cs="Noto Sans"/>
+        <w:sz w:val="16"/>
+        <w:szCs w:val="16"/>
+      </w:rPr>
+      <w:t>}</w:t>
     </w:r>
   </w:p>
   <w:p>
@@ -2524,7 +2602,23 @@
         <w:sz w:val="16"/>
         <w:szCs w:val="16"/>
       </w:rPr>
-      <w:t>((address_line_7))</w:t>
+      <w:t>{d.</w:t>
+    </w:r>
+    <w:r>
+      <w:rPr>
+        <w:rFonts w:cs="Noto Sans"/>
+        <w:sz w:val="16"/>
+        <w:szCs w:val="16"/>
+      </w:rPr>
+      <w:t>address_line_7</w:t>
+    </w:r>
+    <w:r>
+      <w:rPr>
+        <w:rFonts w:cs="Noto Sans"/>
+        <w:sz w:val="16"/>
+        <w:szCs w:val="16"/>
+      </w:rPr>
+      <w:t>}</w:t>
     </w:r>
   </w:p>
   <w:p>
@@ -2618,7 +2712,19 @@
       <w:rPr>
         <w:rFonts w:cs="Noto Sans"/>
       </w:rPr>
-      <w:t>((date))</w:t>
+      <w:t>{d.</w:t>
+    </w:r>
+    <w:r>
+      <w:rPr>
+        <w:rFonts w:cs="Noto Sans"/>
+      </w:rPr>
+      <w:t>date</w:t>
+    </w:r>
+    <w:r>
+      <w:rPr>
+        <w:rFonts w:cs="Noto Sans"/>
+      </w:rPr>
+      <w:t>}</w:t>
     </w:r>
   </w:p>
   <w:p>
@@ -2642,21 +2748,19 @@
       <w:rPr>
         <w:rFonts w:cs="Noto Sans"/>
       </w:rPr>
-      <w:t>((</w:t>
+      <w:t>{</w:t>
     </w:r>
-    <w:proofErr w:type="spellStart"/>
     <w:r>
       <w:rPr>
         <w:rFonts w:cs="Noto Sans"/>
       </w:rPr>
       <w:t>nhsNumber</w:t>
     </w:r>
-    <w:proofErr w:type="spellEnd"/>
     <w:r>
       <w:rPr>
         <w:rFonts w:cs="Noto Sans"/>
       </w:rPr>
-      <w:t>))</w:t>
+      <w:t>}</w:t>
     </w:r>
   </w:p>
 </w:hdr>
@@ -4519,6 +4623,7 @@
   <w:style w:type="character" w:default="1" w:styleId="DefaultParagraphFont">
     <w:name w:val="Default Paragraph Font"/>
     <w:uiPriority w:val="1"/>
+    <w:semiHidden/>
     <w:unhideWhenUsed/>
   </w:style>
   <w:style w:type="table" w:default="1" w:styleId="TableNormal">

--- a/docs/assets/worddocs/letter-template-nhs-notify-other-language-right-aligned.docx
+++ b/docs/assets/worddocs/letter-template-nhs-notify-other-language-right-aligned.docx
@@ -1,6 +1,6 @@
 
 <file path=word/document.xml><?xml version="1.0" encoding="utf-8"?>
-<w:document xmlns:wpc="http://schemas.microsoft.com/office/word/2010/wordprocessingCanvas" xmlns:cx="http://schemas.microsoft.com/office/drawing/2014/chartex" xmlns:cx1="http://schemas.microsoft.com/office/drawing/2015/9/8/chartex" xmlns:cx2="http://schemas.microsoft.com/office/drawing/2015/10/21/chartex" xmlns:cx3="http://schemas.microsoft.com/office/drawing/2016/5/9/chartex" xmlns:cx4="http://schemas.microsoft.com/office/drawing/2016/5/10/chartex" xmlns:cx5="http://schemas.microsoft.com/office/drawing/2016/5/11/chartex" xmlns:cx6="http://schemas.microsoft.com/office/drawing/2016/5/12/chartex" xmlns:cx7="http://schemas.microsoft.com/office/drawing/2016/5/13/chartex" xmlns:cx8="http://schemas.microsoft.com/office/drawing/2016/5/14/chartex" xmlns:mc="http://schemas.openxmlformats.org/markup-compatibility/2006" xmlns:aink="http://schemas.microsoft.com/office/drawing/2016/ink" xmlns:am3d="http://schemas.microsoft.com/office/drawing/2017/model3d" xmlns:o="urn:schemas-microsoft-com:office:office" xmlns:oel="http://schemas.microsoft.com/office/2019/extlst" xmlns:r="http://schemas.openxmlformats.org/officeDocument/2006/relationships" xmlns:m="http://schemas.openxmlformats.org/officeDocument/2006/math" xmlns:v="urn:schemas-microsoft-com:vml" xmlns:wp14="http://schemas.microsoft.com/office/word/2010/wordprocessingDrawing" xmlns:wp="http://schemas.openxmlformats.org/drawingml/2006/wordprocessingDrawing" xmlns:w10="urn:schemas-microsoft-com:office:word" xmlns:w="http://schemas.openxmlformats.org/wordprocessingml/2006/main" xmlns:w14="http://schemas.microsoft.com/office/word/2010/wordml" xmlns:w15="http://schemas.microsoft.com/office/word/2012/wordml" xmlns:w16cex="http://schemas.microsoft.com/office/word/2018/wordml/cex" xmlns:w16cid="http://schemas.microsoft.com/office/word/2016/wordml/cid" xmlns:w16="http://schemas.microsoft.com/office/word/2018/wordml" xmlns:w16du="http://schemas.microsoft.com/office/word/2023/wordml/word16du" xmlns:w16sdtdh="http://schemas.microsoft.com/office/word/2020/wordml/sdtdatahash" xmlns:w16sdtfl="http://schemas.microsoft.com/office/word/2024/wordml/sdtformatlock" xmlns:w16se="http://schemas.microsoft.com/office/word/2015/wordml/symex" xmlns:wpg="http://schemas.microsoft.com/office/word/2010/wordprocessingGroup" xmlns:wpi="http://schemas.microsoft.com/office/word/2010/wordprocessingInk" xmlns:wne="http://schemas.microsoft.com/office/word/2006/wordml" xmlns:wps="http://schemas.microsoft.com/office/word/2010/wordprocessingShape" mc:Ignorable="w14 w15 w16se w16cid w16 w16cex w16sdtdh w16sdtfl w16du wp14">
+<w:document xmlns:wpc="http://schemas.microsoft.com/office/word/2010/wordprocessingCanvas" xmlns:cx="http://schemas.microsoft.com/office/drawing/2014/chartex" xmlns:cx1="http://schemas.microsoft.com/office/drawing/2015/9/8/chartex" xmlns:cx2="http://schemas.microsoft.com/office/drawing/2015/10/21/chartex" xmlns:cx3="http://schemas.microsoft.com/office/drawing/2016/5/9/chartex" xmlns:cx4="http://schemas.microsoft.com/office/drawing/2016/5/10/chartex" xmlns:cx5="http://schemas.microsoft.com/office/drawing/2016/5/11/chartex" xmlns:cx6="http://schemas.microsoft.com/office/drawing/2016/5/12/chartex" xmlns:cx7="http://schemas.microsoft.com/office/drawing/2016/5/13/chartex" xmlns:cx8="http://schemas.microsoft.com/office/drawing/2016/5/14/chartex" xmlns:mc="http://schemas.openxmlformats.org/markup-compatibility/2006" xmlns:aink="http://schemas.microsoft.com/office/drawing/2016/ink" xmlns:am3d="http://schemas.microsoft.com/office/drawing/2017/model3d" xmlns:o="urn:schemas-microsoft-com:office:office" xmlns:oel="http://schemas.microsoft.com/office/2019/extlst" xmlns:r="http://schemas.openxmlformats.org/officeDocument/2006/relationships" xmlns:m="http://schemas.openxmlformats.org/officeDocument/2006/math" xmlns:v="urn:schemas-microsoft-com:vml" xmlns:wp14="http://schemas.microsoft.com/office/word/2010/wordprocessingDrawing" xmlns:wp="http://schemas.openxmlformats.org/drawingml/2006/wordprocessingDrawing" xmlns:w10="urn:schemas-microsoft-com:office:word" xmlns:w="http://schemas.openxmlformats.org/wordprocessingml/2006/main" xmlns:w14="http://schemas.microsoft.com/office/word/2010/wordml" xmlns:w15="http://schemas.microsoft.com/office/word/2012/wordml" xmlns:w16cei="http://schemas.microsoft.com/office/word/2026/wordml/cei" xmlns:w16cex="http://schemas.microsoft.com/office/word/2018/wordml/cex" xmlns:w16cid="http://schemas.microsoft.com/office/word/2016/wordml/cid" xmlns:w16="http://schemas.microsoft.com/office/word/2018/wordml" xmlns:w16du="http://schemas.microsoft.com/office/word/2023/wordml/word16du" xmlns:w16sdtdh="http://schemas.microsoft.com/office/word/2020/wordml/sdtdatahash" xmlns:w16sdtfl="http://schemas.microsoft.com/office/word/2024/wordml/sdtformatlock" xmlns:w16se="http://schemas.microsoft.com/office/word/2015/wordml/symex" xmlns:wpg="http://schemas.microsoft.com/office/word/2010/wordprocessingGroup" xmlns:wpi="http://schemas.microsoft.com/office/word/2010/wordprocessingInk" xmlns:wne="http://schemas.microsoft.com/office/word/2006/wordml" xmlns:wps="http://schemas.microsoft.com/office/word/2010/wordprocessingShape" mc:Ignorable="w14 w15 w16se w16cid w16 w16cex w16sdtdh w16sdtfl w16du wp14">
   <w:body>
     <w:p>
       <w:pPr>
@@ -14,7 +14,6 @@
       <w:commentRangeStart w:id="1"/>
       <w:commentRangeStart w:id="2"/>
       <w:commentRangeStart w:id="3"/>
-      <w:commentRangeStart w:id="4"/>
       <w:r>
         <w:rPr>
           <w:rFonts w:cs="Noto Sans Medium"/>
@@ -22,7 +21,7 @@
         </w:rPr>
         <w:t>T</w:t>
       </w:r>
-      <w:commentRangeEnd w:id="4"/>
+      <w:commentRangeEnd w:id="3"/>
       <w:r>
         <w:rPr>
           <w:rStyle w:val="CommentReference"/>
@@ -30,9 +29,9 @@
           <w:sz w:val="24"/>
           <w:szCs w:val="24"/>
         </w:rPr>
-        <w:commentReference w:id="4"/>
-      </w:r>
-      <w:commentRangeEnd w:id="3"/>
+        <w:commentReference w:id="3"/>
+      </w:r>
+      <w:commentRangeEnd w:id="2"/>
       <w:r>
         <w:rPr>
           <w:rStyle w:val="CommentReference"/>
@@ -40,9 +39,9 @@
           <w:sz w:val="24"/>
           <w:szCs w:val="24"/>
         </w:rPr>
-        <w:commentReference w:id="3"/>
-      </w:r>
-      <w:commentRangeEnd w:id="2"/>
+        <w:commentReference w:id="2"/>
+      </w:r>
+      <w:commentRangeEnd w:id="1"/>
       <w:r>
         <w:rPr>
           <w:rStyle w:val="CommentReference"/>
@@ -50,9 +49,30 @@
           <w:sz w:val="24"/>
           <w:szCs w:val="24"/>
         </w:rPr>
-        <w:commentReference w:id="2"/>
-      </w:r>
-      <w:commentRangeEnd w:id="1"/>
+        <w:commentReference w:id="1"/>
+      </w:r>
+      <w:r>
+        <w:rPr>
+          <w:rFonts w:cs="Noto Sans Medium"/>
+          <w:szCs w:val="24"/>
+        </w:rPr>
+        <w:t xml:space="preserve">his is </w:t>
+      </w:r>
+      <w:r>
+        <w:rPr>
+          <w:rFonts w:cs="Noto Sans Medium"/>
+          <w:szCs w:val="24"/>
+        </w:rPr>
+        <w:t>the main</w:t>
+      </w:r>
+      <w:r>
+        <w:rPr>
+          <w:rFonts w:cs="Noto Sans Medium"/>
+          <w:szCs w:val="24"/>
+        </w:rPr>
+        <w:t xml:space="preserve"> heading</w:t>
+      </w:r>
+      <w:commentRangeEnd w:id="0"/>
       <w:r>
         <w:rPr>
           <w:rStyle w:val="CommentReference"/>
@@ -60,37 +80,6 @@
           <w:sz w:val="24"/>
           <w:szCs w:val="24"/>
         </w:rPr>
-        <w:commentReference w:id="1"/>
-      </w:r>
-      <w:r>
-        <w:rPr>
-          <w:rFonts w:cs="Noto Sans Medium"/>
-          <w:szCs w:val="24"/>
-        </w:rPr>
-        <w:t xml:space="preserve">his is </w:t>
-      </w:r>
-      <w:r>
-        <w:rPr>
-          <w:rFonts w:cs="Noto Sans Medium"/>
-          <w:szCs w:val="24"/>
-        </w:rPr>
-        <w:t>the main</w:t>
-      </w:r>
-      <w:r>
-        <w:rPr>
-          <w:rFonts w:cs="Noto Sans Medium"/>
-          <w:szCs w:val="24"/>
-        </w:rPr>
-        <w:t xml:space="preserve"> heading</w:t>
-      </w:r>
-      <w:commentRangeEnd w:id="0"/>
-      <w:r>
-        <w:rPr>
-          <w:rStyle w:val="CommentReference"/>
-          <w:rFonts w:cs="Noto Sans Medium"/>
-          <w:sz w:val="24"/>
-          <w:szCs w:val="24"/>
-        </w:rPr>
         <w:commentReference w:id="0"/>
       </w:r>
     </w:p>
@@ -101,7 +90,7 @@
           <w:lang w:eastAsia="en-GB"/>
         </w:rPr>
       </w:pPr>
-      <w:commentRangeStart w:id="5"/>
+      <w:commentRangeStart w:id="4"/>
       <w:r>
         <w:rPr>
           <w:rFonts w:cs="Noto Sans Medium"/>
@@ -109,7 +98,7 @@
         </w:rPr>
         <w:t>Dear</w:t>
       </w:r>
-      <w:commentRangeEnd w:id="5"/>
+      <w:commentRangeEnd w:id="4"/>
       <w:r>
         <w:rPr>
           <w:rStyle w:val="CommentReference"/>
@@ -118,7 +107,7 @@
           <w:szCs w:val="24"/>
           <w:lang w:eastAsia="en-GB"/>
         </w:rPr>
-        <w:commentReference w:id="5"/>
+        <w:commentReference w:id="4"/>
       </w:r>
       <w:r>
         <w:rPr>
@@ -129,20 +118,19 @@
       </w:r>
       <w:r>
         <w:rPr>
+          <w:rFonts w:cs="Noto Sans"/>
+        </w:rPr>
+        <w:t>{d.</w:t>
+      </w:r>
+      <w:commentRangeStart w:id="5"/>
+      <w:r>
+        <w:rPr>
           <w:rFonts w:cs="Noto Sans Medium"/>
           <w:lang w:eastAsia="en-GB"/>
         </w:rPr>
-        <w:t>{d.</w:t>
-      </w:r>
-      <w:commentRangeStart w:id="6"/>
-      <w:r>
-        <w:rPr>
-          <w:rFonts w:cs="Noto Sans Medium"/>
-          <w:lang w:eastAsia="en-GB"/>
-        </w:rPr>
         <w:t>fullName</w:t>
       </w:r>
-      <w:commentRangeEnd w:id="6"/>
+      <w:commentRangeEnd w:id="5"/>
       <w:r>
         <w:rPr>
           <w:rStyle w:val="CommentReference"/>
@@ -151,7 +139,7 @@
           <w:szCs w:val="24"/>
           <w:lang w:eastAsia="en-GB"/>
         </w:rPr>
-        <w:commentReference w:id="6"/>
+        <w:commentReference w:id="5"/>
       </w:r>
       <w:r>
         <w:rPr>
@@ -175,7 +163,7 @@
           <w:lang w:eastAsia="en-GB"/>
         </w:rPr>
       </w:pPr>
-      <w:commentRangeStart w:id="7"/>
+      <w:commentRangeStart w:id="6"/>
       <w:r>
         <w:rPr>
           <w:rFonts w:cs="Noto Sans Medium"/>
@@ -183,7 +171,7 @@
         </w:rPr>
         <w:t xml:space="preserve">This is the body text. </w:t>
       </w:r>
-      <w:commentRangeEnd w:id="7"/>
+      <w:commentRangeEnd w:id="6"/>
       <w:r>
         <w:rPr>
           <w:rStyle w:val="CommentReference"/>
@@ -192,7 +180,7 @@
           <w:szCs w:val="24"/>
           <w:lang w:eastAsia="en-GB"/>
         </w:rPr>
-        <w:commentReference w:id="7"/>
+        <w:commentReference w:id="6"/>
       </w:r>
     </w:p>
     <w:p>
@@ -265,18 +253,18 @@
       <w:pPr>
         <w:pStyle w:val="ListParagraph"/>
       </w:pPr>
-      <w:commentRangeStart w:id="8"/>
+      <w:commentRangeStart w:id="7"/>
       <w:r>
         <w:t>item 1 in a bulleted list</w:t>
       </w:r>
-      <w:commentRangeEnd w:id="8"/>
+      <w:commentRangeEnd w:id="7"/>
       <w:r>
         <w:rPr>
           <w:rStyle w:val="CommentReference"/>
           <w:sz w:val="24"/>
           <w:szCs w:val="24"/>
         </w:rPr>
-        <w:commentReference w:id="8"/>
+        <w:commentReference w:id="7"/>
       </w:r>
     </w:p>
     <w:p>
@@ -291,359 +279,15 @@
       <w:pPr>
         <w:pStyle w:val="Heading2"/>
         <w:rPr>
-          <w:rFonts w:eastAsia="Times New Roman" w:cs="Noto Sans Medium"/>
+          <w:rFonts w:cs="Noto Sans Medium"/>
           <w:szCs w:val="24"/>
-          <w:lang w:eastAsia="en-GB"/>
-        </w:rPr>
-      </w:pPr>
-      <w:r>
-        <w:rPr>
-          <w:rFonts w:eastAsia="Times New Roman" w:cs="Noto Sans Medium"/>
+        </w:rPr>
+      </w:pPr>
+      <w:r>
+        <w:rPr>
+          <w:rFonts w:cs="Noto Sans Medium"/>
           <w:szCs w:val="24"/>
-          <w:lang w:eastAsia="en-GB"/>
-        </w:rPr>
-        <w:t>Headings</w:t>
-      </w:r>
-    </w:p>
-    <w:p>
-      <w:pPr>
-        <w:rPr>
-          <w:rFonts w:cs="Noto Sans Medium"/>
-          <w:lang w:eastAsia="en-GB"/>
-        </w:rPr>
-      </w:pPr>
-      <w:r>
-        <w:rPr>
-          <w:rFonts w:cs="Noto Sans Medium"/>
-          <w:lang w:eastAsia="en-GB"/>
-        </w:rPr>
-        <w:t>Use headings to break up your message content</w:t>
-      </w:r>
-      <w:r>
-        <w:rPr>
-          <w:rFonts w:cs="Noto Sans Medium"/>
-          <w:lang w:eastAsia="en-GB"/>
-        </w:rPr>
-        <w:t>.</w:t>
-      </w:r>
-    </w:p>
-    <w:p>
-      <w:pPr>
-        <w:pStyle w:val="Heading2"/>
-        <w:rPr>
-          <w:rFonts w:cs="Noto Sans Medium"/>
-          <w:szCs w:val="24"/>
-        </w:rPr>
-      </w:pPr>
-      <w:r>
-        <w:rPr>
-          <w:rFonts w:cs="Noto Sans Medium"/>
-          <w:szCs w:val="24"/>
-        </w:rPr>
-        <w:t>Personalisation</w:t>
-      </w:r>
-    </w:p>
-    <w:p>
-      <w:pPr>
-        <w:rPr>
-          <w:rFonts w:cs="Noto Sans Medium"/>
-        </w:rPr>
-      </w:pPr>
-      <w:r>
-        <w:rPr>
-          <w:rFonts w:cs="Noto Sans Medium"/>
-        </w:rPr>
-        <w:t xml:space="preserve">To add a </w:t>
-      </w:r>
-      <w:commentRangeStart w:id="9"/>
-      <w:r>
-        <w:rPr>
-          <w:rFonts w:cs="Noto Sans Medium"/>
-        </w:rPr>
-        <w:t xml:space="preserve">personalisation </w:t>
-      </w:r>
-      <w:commentRangeEnd w:id="9"/>
-      <w:r>
-        <w:rPr>
-          <w:rStyle w:val="CommentReference"/>
-          <w:rFonts w:cs="Noto Sans Medium"/>
-          <w:sz w:val="24"/>
-          <w:szCs w:val="24"/>
-        </w:rPr>
-        <w:commentReference w:id="9"/>
-      </w:r>
-      <w:r>
-        <w:rPr>
-          <w:rFonts w:cs="Noto Sans Medium"/>
-        </w:rPr>
-        <w:t>field, include a placeholder with double brackets around it.</w:t>
-      </w:r>
-      <w:r>
-        <w:rPr>
-          <w:rFonts w:cs="Noto Sans Medium"/>
-        </w:rPr>
-        <w:t xml:space="preserve"> </w:t>
-      </w:r>
-      <w:r>
-        <w:rPr>
-          <w:rFonts w:cs="Noto Sans Medium"/>
-        </w:rPr>
-        <w:t>For example:</w:t>
-      </w:r>
-    </w:p>
-    <w:p>
-      <w:pPr>
-        <w:rPr>
-          <w:rFonts w:cs="Noto Sans Medium"/>
-        </w:rPr>
-      </w:pPr>
-      <w:r>
-        <w:rPr>
-          <w:rFonts w:cs="Noto Sans Medium"/>
-        </w:rPr>
-        <w:t>Hello {d.fullName}, your NHS Number is {d.nhsNumber}. Your appointment is on {d.appointmentDate} at {d.gpSurgery}.</w:t>
-      </w:r>
-    </w:p>
-    <w:p>
-      <w:pPr>
-        <w:pStyle w:val="Heading2"/>
-        <w:rPr>
-          <w:rFonts w:cs="Noto Sans Medium"/>
-          <w:szCs w:val="24"/>
-        </w:rPr>
-      </w:pPr>
-      <w:r>
-        <w:rPr>
-          <w:rFonts w:cs="Noto Sans Medium"/>
-          <w:szCs w:val="24"/>
-        </w:rPr>
-        <w:t>Links</w:t>
-      </w:r>
-    </w:p>
-    <w:p>
-      <w:pPr>
-        <w:rPr>
-          <w:rFonts w:cs="Noto Sans Medium"/>
-        </w:rPr>
-      </w:pPr>
-      <w:r>
-        <w:rPr>
-          <w:rFonts w:cs="Noto Sans Medium"/>
-        </w:rPr>
-        <w:t xml:space="preserve">Write </w:t>
-      </w:r>
-      <w:r>
-        <w:rPr>
-          <w:rFonts w:cs="Noto Sans Medium"/>
-        </w:rPr>
-        <w:t>links in full</w:t>
-      </w:r>
-      <w:r>
-        <w:rPr>
-          <w:rFonts w:cs="Noto Sans Medium"/>
-        </w:rPr>
-        <w:t xml:space="preserve">. </w:t>
-      </w:r>
-      <w:r>
-        <w:rPr>
-          <w:rFonts w:cs="Noto Sans Medium"/>
-        </w:rPr>
-        <w:t>For example</w:t>
-      </w:r>
-      <w:r>
-        <w:rPr>
-          <w:rFonts w:cs="Noto Sans Medium"/>
-        </w:rPr>
-        <w:t>,</w:t>
-      </w:r>
-      <w:r>
-        <w:rPr>
-          <w:rFonts w:cs="Noto Sans Medium"/>
-        </w:rPr>
-        <w:t xml:space="preserve"> </w:t>
-      </w:r>
-      <w:r>
-        <w:rPr>
-          <w:rStyle w:val="Hyperlink"/>
-        </w:rPr>
-        <w:fldChar w:fldCharType="begin"/>
-      </w:r>
-      <w:r>
-        <w:rPr>
-          <w:rStyle w:val="Hyperlink"/>
-        </w:rPr>
-        <w:instrText>HYPERLINK "http://</w:instrText>
-      </w:r>
-      <w:commentRangeStart w:id="10"/>
-      <w:r>
-        <w:rPr>
-          <w:rStyle w:val="Hyperlink"/>
-        </w:rPr>
-        <w:instrText>www.service-manual.nhs.uk/content</w:instrText>
-      </w:r>
-      <w:commentRangeEnd w:id="10"/>
-      <w:r>
-        <w:rPr>
-          <w:rStyle w:val="CommentReference"/>
-          <w:b/>
-          <w:sz w:val="24"/>
-          <w:szCs w:val="24"/>
-        </w:rPr>
-        <w:commentReference w:id="10"/>
-      </w:r>
-      <w:r>
-        <w:rPr>
-          <w:rStyle w:val="Hyperlink"/>
-        </w:rPr>
-        <w:instrText>"</w:instrText>
-      </w:r>
-      <w:r>
-        <w:rPr>
-          <w:rStyle w:val="Hyperlink"/>
-        </w:rPr>
-      </w:r>
-      <w:r>
-        <w:rPr>
-          <w:rStyle w:val="Hyperlink"/>
-        </w:rPr>
-        <w:fldChar w:fldCharType="separate"/>
-      </w:r>
-      <w:r>
-        <w:rPr>
-          <w:rStyle w:val="Hyperlink"/>
-        </w:rPr>
-        <w:t>www.service-manual.nhs.uk/content</w:t>
-      </w:r>
-      <w:r>
-        <w:rPr>
-          <w:rStyle w:val="Hyperlink"/>
-        </w:rPr>
-        <w:fldChar w:fldCharType="end"/>
-      </w:r>
-      <w:r>
-        <w:rPr>
-          <w:rFonts w:cs="Noto Sans Medium"/>
-        </w:rPr>
-        <w:t>.</w:t>
-      </w:r>
-      <w:r>
-        <w:rPr>
-          <w:rFonts w:cs="Noto Sans Medium"/>
-        </w:rPr>
-        <w:t xml:space="preserve"> </w:t>
-      </w:r>
-      <w:r>
-        <w:rPr>
-          <w:rFonts w:cs="Noto Sans Medium"/>
-        </w:rPr>
-        <w:t xml:space="preserve">Put links in bold to make them stand out. </w:t>
-      </w:r>
-      <w:r>
-        <w:rPr>
-          <w:rFonts w:cs="Noto Sans Medium"/>
-        </w:rPr>
-        <w:t>Do not</w:t>
-      </w:r>
-      <w:r>
-        <w:rPr>
-          <w:rFonts w:cs="Noto Sans Medium"/>
-        </w:rPr>
-        <w:t xml:space="preserve"> use </w:t>
-      </w:r>
-      <w:r>
-        <w:rPr>
-          <w:rFonts w:cs="Noto Sans Medium"/>
-        </w:rPr>
-        <w:t>underlined text for links.</w:t>
-      </w:r>
-    </w:p>
-    <w:p>
-      <w:pPr>
-        <w:rPr>
-          <w:rFonts w:cs="Noto Sans Medium"/>
-        </w:rPr>
-      </w:pPr>
-      <w:r>
-        <w:rPr>
-          <w:rFonts w:cs="Noto Sans Medium"/>
-        </w:rPr>
-        <w:t>Do not split links</w:t>
-      </w:r>
-      <w:r>
-        <w:rPr>
-          <w:rFonts w:cs="Noto Sans Medium"/>
-        </w:rPr>
-        <w:t xml:space="preserve"> </w:t>
-      </w:r>
-      <w:r>
-        <w:rPr>
-          <w:rFonts w:cs="Noto Sans Medium"/>
-        </w:rPr>
-        <w:t>across</w:t>
-      </w:r>
-      <w:r>
-        <w:rPr>
-          <w:rFonts w:cs="Noto Sans Medium"/>
-        </w:rPr>
-        <w:t xml:space="preserve"> different pages</w:t>
-      </w:r>
-      <w:r>
-        <w:rPr>
-          <w:rFonts w:cs="Noto Sans Medium"/>
-        </w:rPr>
-        <w:t>.</w:t>
-      </w:r>
-      <w:r>
-        <w:rPr>
-          <w:rFonts w:cs="Noto Sans Medium"/>
-        </w:rPr>
-        <w:t xml:space="preserve"> </w:t>
-      </w:r>
-      <w:r>
-        <w:rPr>
-          <w:rFonts w:cs="Noto Sans Medium"/>
-        </w:rPr>
-        <w:t>A</w:t>
-      </w:r>
-      <w:r>
-        <w:rPr>
-          <w:rFonts w:cs="Noto Sans Medium"/>
-        </w:rPr>
-        <w:t xml:space="preserve">dd a </w:t>
-      </w:r>
-      <w:r>
-        <w:rPr>
-          <w:rFonts w:cs="Noto Sans Medium"/>
-        </w:rPr>
-        <w:t>page break before the paragraph</w:t>
-      </w:r>
-      <w:r>
-        <w:rPr>
-          <w:rFonts w:cs="Noto Sans Medium"/>
-        </w:rPr>
-        <w:t xml:space="preserve"> with the link</w:t>
-      </w:r>
-      <w:r>
-        <w:rPr>
-          <w:rFonts w:cs="Noto Sans Medium"/>
-        </w:rPr>
-        <w:t>.</w:t>
-      </w:r>
-    </w:p>
-    <w:p>
-      <w:pPr>
-        <w:pStyle w:val="Heading2"/>
-        <w:rPr>
-          <w:rFonts w:cs="Noto Sans Medium"/>
-          <w:szCs w:val="24"/>
-        </w:rPr>
-      </w:pPr>
-      <w:r>
-        <w:rPr>
-          <w:rFonts w:cs="Noto Sans Medium"/>
-          <w:szCs w:val="24"/>
-        </w:rPr>
-        <w:lastRenderedPageBreak/>
+        </w:rPr>
         <w:t>Numbered steps</w:t>
       </w:r>
     </w:p>
@@ -671,7 +315,17 @@
           <w:lang w:eastAsia="en-GB"/>
           <w14:ligatures w14:val="none"/>
         </w:rPr>
-        <w:t>Step 1 in a numbered list.</w:t>
+        <w:t>Step</w:t>
+      </w:r>
+      <w:r>
+        <w:rPr>
+          <w:rFonts w:eastAsia="Times New Roman" w:cs="Noto Sans Medium"/>
+          <w:color w:val="0D0D0D" w:themeColor="text1" w:themeTint="F2"/>
+          <w:kern w:val="0"/>
+          <w:lang w:eastAsia="en-GB"/>
+          <w14:ligatures w14:val="none"/>
+        </w:rPr>
+        <w:t xml:space="preserve"> 1 in a numbered list.</w:t>
       </w:r>
     </w:p>
     <w:p>
@@ -705,14 +359,383 @@
       <w:pPr>
         <w:pStyle w:val="Heading2"/>
         <w:rPr>
-          <w:rFonts w:cs="Noto Sans Medium"/>
+          <w:rFonts w:eastAsia="Times New Roman" w:cs="Noto Sans Medium"/>
           <w:szCs w:val="24"/>
-        </w:rPr>
-      </w:pPr>
-      <w:r>
-        <w:rPr>
-          <w:rFonts w:cs="Noto Sans Medium"/>
+          <w:lang w:eastAsia="en-GB"/>
+        </w:rPr>
+      </w:pPr>
+      <w:r>
+        <w:rPr>
+          <w:rFonts w:eastAsia="Times New Roman" w:cs="Noto Sans Medium"/>
           <w:szCs w:val="24"/>
+          <w:lang w:eastAsia="en-GB"/>
+        </w:rPr>
+        <w:t>Headings</w:t>
+      </w:r>
+    </w:p>
+    <w:p>
+      <w:pPr>
+        <w:rPr>
+          <w:rFonts w:cs="Noto Sans Medium"/>
+          <w:lang w:eastAsia="en-GB"/>
+        </w:rPr>
+      </w:pPr>
+      <w:r>
+        <w:rPr>
+          <w:rFonts w:cs="Noto Sans Medium"/>
+          <w:lang w:eastAsia="en-GB"/>
+        </w:rPr>
+        <w:t>Use headings to break up your message content</w:t>
+      </w:r>
+      <w:r>
+        <w:rPr>
+          <w:rFonts w:cs="Noto Sans Medium"/>
+          <w:lang w:eastAsia="en-GB"/>
+        </w:rPr>
+        <w:t>.</w:t>
+      </w:r>
+      <w:r>
+        <w:rPr>
+          <w:rFonts w:cs="Noto Sans Medium"/>
+          <w:lang w:eastAsia="en-GB"/>
+        </w:rPr>
+        <w:t xml:space="preserve"> </w:t>
+      </w:r>
+    </w:p>
+    <w:p>
+      <w:pPr>
+        <w:pStyle w:val="Heading2"/>
+        <w:rPr>
+          <w:rFonts w:cs="Noto Sans Medium"/>
+          <w:szCs w:val="24"/>
+        </w:rPr>
+      </w:pPr>
+      <w:r>
+        <w:rPr>
+          <w:rFonts w:cs="Noto Sans Medium"/>
+          <w:szCs w:val="24"/>
+        </w:rPr>
+        <w:t>Personalisation</w:t>
+      </w:r>
+    </w:p>
+    <w:p>
+      <w:pPr>
+        <w:rPr>
+          <w:rFonts w:cs="Noto Sans Medium"/>
+        </w:rPr>
+      </w:pPr>
+      <w:r>
+        <w:rPr>
+          <w:rFonts w:cs="Noto Sans Medium"/>
+        </w:rPr>
+        <w:t xml:space="preserve">To add a </w:t>
+      </w:r>
+      <w:commentRangeStart w:id="8"/>
+      <w:r>
+        <w:rPr>
+          <w:rFonts w:cs="Noto Sans Medium"/>
+        </w:rPr>
+        <w:t xml:space="preserve">personalisation </w:t>
+      </w:r>
+      <w:commentRangeEnd w:id="8"/>
+      <w:r>
+        <w:rPr>
+          <w:rStyle w:val="CommentReference"/>
+          <w:rFonts w:cs="Noto Sans Medium"/>
+          <w:sz w:val="24"/>
+          <w:szCs w:val="24"/>
+        </w:rPr>
+        <w:commentReference w:id="8"/>
+      </w:r>
+      <w:r>
+        <w:rPr>
+          <w:rFonts w:cs="Noto Sans Medium"/>
+        </w:rPr>
+        <w:t xml:space="preserve">field, include a placeholder with </w:t>
+      </w:r>
+      <w:r>
+        <w:rPr>
+          <w:rFonts w:cs="Noto Sans Medium"/>
+        </w:rPr>
+        <w:t>singly curly brackets</w:t>
+      </w:r>
+      <w:r>
+        <w:rPr>
+          <w:rFonts w:cs="Noto Sans Medium"/>
+        </w:rPr>
+        <w:t xml:space="preserve"> around it</w:t>
+      </w:r>
+      <w:r>
+        <w:rPr>
+          <w:rFonts w:cs="Noto Sans Medium"/>
+        </w:rPr>
+        <w:t xml:space="preserve"> and d. at the start</w:t>
+      </w:r>
+      <w:r>
+        <w:rPr>
+          <w:rFonts w:cs="Noto Sans Medium"/>
+        </w:rPr>
+        <w:t>.</w:t>
+      </w:r>
+      <w:r>
+        <w:rPr>
+          <w:rFonts w:cs="Noto Sans Medium"/>
+        </w:rPr>
+        <w:t xml:space="preserve"> For example:</w:t>
+      </w:r>
+    </w:p>
+    <w:p>
+      <w:pPr>
+        <w:rPr>
+          <w:rFonts w:cs="Noto Sans Medium"/>
+        </w:rPr>
+      </w:pPr>
+      <w:r>
+        <w:rPr>
+          <w:rFonts w:cs="Noto Sans Medium"/>
+        </w:rPr>
+        <w:t>Hello {d.fullName}, your NHS Number is {d.nhsNumber}. Your appointment is on {d.appointmentDate} at {d.gpSurgery}.</w:t>
+      </w:r>
+    </w:p>
+    <w:p>
+      <w:pPr>
+        <w:pStyle w:val="Heading2"/>
+        <w:rPr>
+          <w:rFonts w:cs="Noto Sans Medium"/>
+          <w:szCs w:val="24"/>
+        </w:rPr>
+      </w:pPr>
+      <w:r>
+        <w:rPr>
+          <w:rFonts w:cs="Noto Sans Medium"/>
+          <w:szCs w:val="24"/>
+        </w:rPr>
+        <w:lastRenderedPageBreak/>
+        <w:t>Links</w:t>
+      </w:r>
+    </w:p>
+    <w:p>
+      <w:pPr>
+        <w:rPr>
+          <w:rFonts w:cs="Noto Sans Medium"/>
+        </w:rPr>
+      </w:pPr>
+      <w:r>
+        <w:rPr>
+          <w:rFonts w:cs="Noto Sans Medium"/>
+        </w:rPr>
+        <w:t xml:space="preserve">Write </w:t>
+      </w:r>
+      <w:r>
+        <w:rPr>
+          <w:rFonts w:cs="Noto Sans Medium"/>
+        </w:rPr>
+        <w:t>links in full</w:t>
+      </w:r>
+      <w:r>
+        <w:rPr>
+          <w:rFonts w:cs="Noto Sans Medium"/>
+        </w:rPr>
+        <w:t xml:space="preserve">. </w:t>
+      </w:r>
+      <w:r>
+        <w:rPr>
+          <w:rFonts w:cs="Noto Sans Medium"/>
+        </w:rPr>
+        <w:t>For example</w:t>
+      </w:r>
+      <w:r>
+        <w:rPr>
+          <w:rFonts w:cs="Noto Sans Medium"/>
+        </w:rPr>
+        <w:t>,</w:t>
+      </w:r>
+      <w:r>
+        <w:rPr>
+          <w:rFonts w:cs="Noto Sans Medium"/>
+        </w:rPr>
+        <w:t xml:space="preserve"> </w:t>
+      </w:r>
+      <w:r>
+        <w:rPr>
+          <w:rStyle w:val="Hyperlink"/>
+        </w:rPr>
+        <w:fldChar w:fldCharType="begin"/>
+      </w:r>
+      <w:r>
+        <w:rPr>
+          <w:rStyle w:val="Hyperlink"/>
+        </w:rPr>
+        <w:instrText>HYPERLINK "http://</w:instrText>
+      </w:r>
+      <w:commentRangeStart w:id="9"/>
+      <w:r>
+        <w:rPr>
+          <w:rStyle w:val="Hyperlink"/>
+        </w:rPr>
+        <w:instrText>www.service-manual.nhs.uk/content</w:instrText>
+      </w:r>
+      <w:commentRangeEnd w:id="9"/>
+      <w:r>
+        <w:rPr>
+          <w:rStyle w:val="CommentReference"/>
+          <w:b/>
+          <w:sz w:val="24"/>
+          <w:szCs w:val="24"/>
+        </w:rPr>
+        <w:commentReference w:id="9"/>
+      </w:r>
+      <w:r>
+        <w:rPr>
+          <w:rStyle w:val="Hyperlink"/>
+        </w:rPr>
+        <w:instrText>"</w:instrText>
+      </w:r>
+      <w:r>
+        <w:rPr>
+          <w:rStyle w:val="Hyperlink"/>
+        </w:rPr>
+      </w:r>
+      <w:r>
+        <w:rPr>
+          <w:rStyle w:val="Hyperlink"/>
+        </w:rPr>
+        <w:fldChar w:fldCharType="separate"/>
+      </w:r>
+      <w:r>
+        <w:rPr>
+          <w:rStyle w:val="Hyperlink"/>
+        </w:rPr>
+        <w:t>www.service-manual.nhs.uk/content</w:t>
+      </w:r>
+      <w:r>
+        <w:rPr>
+          <w:rStyle w:val="Hyperlink"/>
+        </w:rPr>
+        <w:fldChar w:fldCharType="end"/>
+      </w:r>
+      <w:r>
+        <w:rPr>
+          <w:rFonts w:cs="Noto Sans Medium"/>
+        </w:rPr>
+        <w:t>.</w:t>
+      </w:r>
+      <w:r>
+        <w:rPr>
+          <w:rFonts w:cs="Noto Sans Medium"/>
+        </w:rPr>
+        <w:t xml:space="preserve"> </w:t>
+      </w:r>
+      <w:r>
+        <w:rPr>
+          <w:rFonts w:cs="Noto Sans Medium"/>
+        </w:rPr>
+        <w:t xml:space="preserve">Put links in bold to make them stand out. </w:t>
+      </w:r>
+      <w:r>
+        <w:rPr>
+          <w:rFonts w:cs="Noto Sans Medium"/>
+        </w:rPr>
+        <w:t>Do not</w:t>
+      </w:r>
+      <w:r>
+        <w:rPr>
+          <w:rFonts w:cs="Noto Sans Medium"/>
+        </w:rPr>
+        <w:t xml:space="preserve"> use </w:t>
+      </w:r>
+      <w:r>
+        <w:rPr>
+          <w:rFonts w:cs="Noto Sans Medium"/>
+        </w:rPr>
+        <w:t>underlined text for links.</w:t>
+      </w:r>
+    </w:p>
+    <w:p>
+      <w:pPr>
+        <w:rPr>
+          <w:rFonts w:cs="Noto Sans Medium"/>
+        </w:rPr>
+      </w:pPr>
+      <w:r>
+        <w:rPr>
+          <w:rFonts w:cs="Noto Sans Medium"/>
+        </w:rPr>
+        <w:t>Do not split links</w:t>
+      </w:r>
+      <w:r>
+        <w:rPr>
+          <w:rFonts w:cs="Noto Sans Medium"/>
+        </w:rPr>
+        <w:t xml:space="preserve"> </w:t>
+      </w:r>
+      <w:r>
+        <w:rPr>
+          <w:rFonts w:cs="Noto Sans Medium"/>
+        </w:rPr>
+        <w:t>across</w:t>
+      </w:r>
+      <w:r>
+        <w:rPr>
+          <w:rFonts w:cs="Noto Sans Medium"/>
+        </w:rPr>
+        <w:t xml:space="preserve"> different pages</w:t>
+      </w:r>
+      <w:r>
+        <w:rPr>
+          <w:rFonts w:cs="Noto Sans Medium"/>
+        </w:rPr>
+        <w:t>.</w:t>
+      </w:r>
+      <w:r>
+        <w:rPr>
+          <w:rFonts w:cs="Noto Sans Medium"/>
+        </w:rPr>
+        <w:t xml:space="preserve"> </w:t>
+      </w:r>
+      <w:r>
+        <w:rPr>
+          <w:rFonts w:cs="Noto Sans Medium"/>
+        </w:rPr>
+        <w:t>A</w:t>
+      </w:r>
+      <w:r>
+        <w:rPr>
+          <w:rFonts w:cs="Noto Sans Medium"/>
+        </w:rPr>
+        <w:t xml:space="preserve">dd a </w:t>
+      </w:r>
+      <w:r>
+        <w:rPr>
+          <w:rFonts w:cs="Noto Sans Medium"/>
+        </w:rPr>
+        <w:t>page break before the paragraph</w:t>
+      </w:r>
+      <w:r>
+        <w:rPr>
+          <w:rFonts w:cs="Noto Sans Medium"/>
+        </w:rPr>
+        <w:t xml:space="preserve"> with the link</w:t>
+      </w:r>
+      <w:r>
+        <w:rPr>
+          <w:rFonts w:cs="Noto Sans Medium"/>
+        </w:rPr>
+        <w:t>.</w:t>
+      </w:r>
+    </w:p>
+    <w:p>
+      <w:pPr>
+        <w:pStyle w:val="Heading2"/>
+        <w:rPr>
+          <w:rFonts w:cs="Noto Sans Medium"/>
+          <w:szCs w:val="24"/>
+        </w:rPr>
+      </w:pPr>
+      <w:r>
+        <w:rPr>
+          <w:rFonts w:cs="Noto Sans Medium"/>
+          <w:szCs w:val="24"/>
         </w:rPr>
         <w:t>QR codes</w:t>
       </w:r>
@@ -823,7 +846,7 @@
           <w:noProof/>
         </w:rPr>
         <w:drawing>
-          <wp:inline distT="0" distB="0" distL="0" distR="0" wp14:anchorId="1EB53E18" wp14:editId="344A61BF">
+          <wp:inline distT="0" distB="0" distL="0" distR="0" wp14:anchorId="1EB53E18" wp14:editId="66FD30CC">
             <wp:extent cx="1336431" cy="1336431"/>
             <wp:effectExtent l="0" t="0" r="0" b="0"/>
             <wp:docPr id="1392541066" name="Picture 2" descr="A qr code with a black background&#10;&#10;Description automatically generated"/>
@@ -903,6 +926,12 @@
         <w:rPr>
           <w:rStyle w:val="Hyperlink"/>
         </w:rPr>
+        <w:t>w</w:t>
+      </w:r>
+      <w:r>
+        <w:rPr>
+          <w:rStyle w:val="Hyperlink"/>
+        </w:rPr>
         <w:t>ww.notify.nhs.uk</w:t>
       </w:r>
       <w:r>
@@ -971,6 +1000,12 @@
           <w:rFonts w:cs="Noto Sans Medium"/>
         </w:rPr>
         <w:t xml:space="preserve"> a paragraph to run over different pages, add a page break before the paragraph.</w:t>
+      </w:r>
+      <w:r>
+        <w:rPr>
+          <w:noProof/>
+        </w:rPr>
+        <w:t xml:space="preserve"> </w:t>
       </w:r>
     </w:p>
     <w:p>
@@ -1066,26 +1101,32 @@
           <w:tab w:val="left" w:pos="7905"/>
         </w:tabs>
         <w:rPr>
+          <w:noProof/>
+        </w:rPr>
+      </w:pPr>
+      <w:r>
+        <w:rPr>
           <w:rStyle w:val="normaltextrun"/>
           <w:rFonts w:eastAsia="Arial" w:cs="Noto Sans Medium"/>
           <w:lang w:val="en-US"/>
         </w:rPr>
-      </w:pPr>
+        <w:t>If you want to include</w:t>
+      </w:r>
+      <w:r>
+        <w:rPr>
+          <w:rFonts w:cs="Noto Sans Medium"/>
+          <w:noProof/>
+          <w:lang w:val="en-US"/>
+        </w:rPr>
+        <w:t xml:space="preserve"> </w:t>
+      </w:r>
       <w:r>
         <w:rPr>
           <w:rStyle w:val="normaltextrun"/>
           <w:rFonts w:eastAsia="Arial" w:cs="Noto Sans Medium"/>
           <w:lang w:val="en-US"/>
         </w:rPr>
-        <w:t>If you want to include</w:t>
-      </w:r>
-      <w:r>
-        <w:rPr>
-          <w:rFonts w:cs="Noto Sans Medium"/>
-          <w:noProof/>
-          <w:lang w:val="en-US"/>
-        </w:rPr>
-        <w:t xml:space="preserve"> </w:t>
+        <w:t xml:space="preserve">data protection information, put this at the end of your letter. You can write this yourself. NHS Notify does not provide </w:t>
       </w:r>
       <w:r>
         <w:rPr>
@@ -1093,7 +1134,7 @@
           <w:rFonts w:eastAsia="Arial" w:cs="Noto Sans Medium"/>
           <w:lang w:val="en-US"/>
         </w:rPr>
-        <w:t xml:space="preserve">data protection information, put this at the end of your letter. You can write this yourself. NHS Notify does not provide </w:t>
+        <w:t>text for data</w:t>
       </w:r>
       <w:r>
         <w:rPr>
@@ -1101,43 +1142,31 @@
           <w:rFonts w:eastAsia="Arial" w:cs="Noto Sans Medium"/>
           <w:lang w:val="en-US"/>
         </w:rPr>
-        <w:t>text for data</w:t>
-      </w:r>
-      <w:r>
+        <w:t xml:space="preserve"> protection or privacy notices.</w:t>
+      </w:r>
+    </w:p>
+    <w:p>
+      <w:pPr>
+        <w:spacing w:after="0"/>
+        <w:rPr>
+          <w:noProof/>
+        </w:rPr>
+      </w:pPr>
+      <w:r>
+        <w:rPr>
+          <w:noProof/>
+        </w:rPr>
+        <w:br w:type="page"/>
+      </w:r>
+    </w:p>
+    <w:p>
+      <w:pPr>
+        <w:spacing w:after="0"/>
         <w:rPr>
           <w:rStyle w:val="normaltextrun"/>
           <w:rFonts w:eastAsia="Arial" w:cs="Noto Sans Medium"/>
           <w:lang w:val="en-US"/>
         </w:rPr>
-        <w:t xml:space="preserve"> protection or privacy notices.</w:t>
-      </w:r>
-    </w:p>
-    <w:p>
-      <w:pPr>
-        <w:spacing w:after="0"/>
-        <w:rPr>
-          <w:rStyle w:val="normaltextrun"/>
-          <w:rFonts w:eastAsia="Arial" w:cs="Noto Sans Medium"/>
-          <w:lang w:val="en-US"/>
-        </w:rPr>
-      </w:pPr>
-      <w:r>
-        <w:rPr>
-          <w:rStyle w:val="normaltextrun"/>
-          <w:rFonts w:eastAsia="Arial" w:cs="Noto Sans Medium"/>
-          <w:lang w:val="en-US"/>
-        </w:rPr>
-        <w:br w:type="page"/>
-      </w:r>
-    </w:p>
-    <w:p>
-      <w:pPr>
-        <w:spacing w:after="0"/>
-        <w:rPr>
-          <w:rStyle w:val="normaltextrun"/>
-          <w:rFonts w:eastAsia="Arial" w:cs="Noto Sans Medium"/>
-          <w:lang w:val="en-US"/>
-        </w:rPr>
       </w:pPr>
       <w:r>
         <w:rPr>
@@ -1146,13 +1175,13 @@
         </w:rPr>
         <w:lastRenderedPageBreak/>
         <w:drawing>
-          <wp:anchor distT="0" distB="0" distL="114300" distR="114300" simplePos="0" relativeHeight="251658752" behindDoc="1" locked="0" layoutInCell="1" allowOverlap="1" wp14:anchorId="273832A7" wp14:editId="73E43553">
+          <wp:anchor distT="0" distB="0" distL="114300" distR="114300" simplePos="0" relativeHeight="251659776" behindDoc="1" locked="0" layoutInCell="1" allowOverlap="1" wp14:anchorId="7A294CB2" wp14:editId="39D4C958">
             <wp:simplePos x="0" y="0"/>
             <wp:positionH relativeFrom="margin">
-              <wp:align>right</wp:align>
+              <wp:posOffset>5015865</wp:posOffset>
             </wp:positionH>
             <wp:positionV relativeFrom="paragraph">
-              <wp:posOffset>-9703</wp:posOffset>
+              <wp:posOffset>124934</wp:posOffset>
             </wp:positionV>
             <wp:extent cx="1301750" cy="520700"/>
             <wp:effectExtent l="0" t="0" r="0" b="0"/>
@@ -1216,6 +1245,16 @@
       <w:pPr>
         <w:spacing w:after="0"/>
         <w:rPr>
+          <w:rStyle w:val="normaltextrun"/>
+          <w:rFonts w:eastAsia="Arial" w:cs="Noto Sans Medium"/>
+          <w:lang w:val="en-US"/>
+        </w:rPr>
+      </w:pPr>
+    </w:p>
+    <w:p>
+      <w:pPr>
+        <w:spacing w:after="0"/>
+        <w:rPr>
           <w:rFonts w:eastAsia="Arial" w:cs="Noto Sans Medium"/>
           <w:lang w:val="en-US"/>
         </w:rPr>
@@ -1230,7 +1269,7 @@
           <w:rFonts w:cs="Noto Sans Medium"/>
         </w:rPr>
       </w:pPr>
-      <w:commentRangeStart w:id="11"/>
+      <w:commentRangeStart w:id="10"/>
       <w:r>
         <w:rPr>
           <w:rFonts w:cs="Noto Sans Medium"/>
@@ -1239,7 +1278,7 @@
         </w:rPr>
         <w:t>Date</w:t>
       </w:r>
-      <w:commentRangeEnd w:id="11"/>
+      <w:commentRangeEnd w:id="10"/>
       <w:r>
         <w:rPr>
           <w:rStyle w:val="CommentReference"/>
@@ -1249,7 +1288,7 @@
           <w:sz w:val="24"/>
           <w:szCs w:val="24"/>
         </w:rPr>
-        <w:commentReference w:id="11"/>
+        <w:commentReference w:id="10"/>
       </w:r>
       <w:r>
         <w:rPr>
@@ -1287,7 +1326,7 @@
           <w:rFonts w:cs="Noto Sans Medium"/>
         </w:rPr>
       </w:pPr>
-      <w:commentRangeStart w:id="12"/>
+      <w:commentRangeStart w:id="11"/>
       <w:r>
         <w:rPr>
           <w:rFonts w:cs="Noto Sans Medium"/>
@@ -1296,7 +1335,7 @@
         </w:rPr>
         <w:t>NHS number</w:t>
       </w:r>
-      <w:commentRangeEnd w:id="12"/>
+      <w:commentRangeEnd w:id="11"/>
       <w:r>
         <w:rPr>
           <w:rStyle w:val="CommentReference"/>
@@ -1306,7 +1345,7 @@
           <w:sz w:val="24"/>
           <w:szCs w:val="24"/>
         </w:rPr>
-        <w:commentReference w:id="12"/>
+        <w:commentReference w:id="11"/>
       </w:r>
       <w:r>
         <w:rPr>
@@ -1382,7 +1421,7 @@
         </w:rPr>
         <w:t>{d.</w:t>
       </w:r>
-      <w:commentRangeStart w:id="13"/>
+      <w:commentRangeStart w:id="12"/>
       <w:r>
         <w:rPr>
           <w:rFonts w:cs="Noto Sans Medium"/>
@@ -1390,7 +1429,7 @@
         </w:rPr>
         <w:t>fullName</w:t>
       </w:r>
-      <w:commentRangeEnd w:id="13"/>
+      <w:commentRangeEnd w:id="12"/>
       <w:r>
         <w:rPr>
           <w:rStyle w:val="CommentReference"/>
@@ -1399,7 +1438,7 @@
           <w:szCs w:val="24"/>
           <w:lang w:eastAsia="en-GB"/>
         </w:rPr>
-        <w:commentReference w:id="13"/>
+        <w:commentReference w:id="12"/>
       </w:r>
       <w:r>
         <w:rPr>
@@ -1425,7 +1464,7 @@
           <w:lang w:eastAsia="en-GB"/>
         </w:rPr>
       </w:pPr>
-      <w:commentRangeStart w:id="14"/>
+      <w:commentRangeStart w:id="13"/>
       <w:r>
         <w:rPr>
           <w:rFonts w:cs="Noto Sans Medium"/>
@@ -1433,7 +1472,7 @@
         </w:rPr>
         <w:t>Insert your translated content here.</w:t>
       </w:r>
-      <w:commentRangeEnd w:id="14"/>
+      <w:commentRangeEnd w:id="13"/>
       <w:r>
         <w:rPr>
           <w:rStyle w:val="CommentReference"/>
@@ -1442,13 +1481,16 @@
           <w:szCs w:val="24"/>
           <w:lang w:eastAsia="en-GB"/>
         </w:rPr>
-        <w:commentReference w:id="14"/>
-      </w:r>
-    </w:p>
-    <w:p>
-      <w:pPr>
-        <w:spacing w:after="0"/>
-        <w:jc w:val="right"/>
+        <w:commentReference w:id="13"/>
+      </w:r>
+    </w:p>
+    <w:p>
+      <w:pPr>
+        <w:pStyle w:val="Footer"/>
+        <w:tabs>
+          <w:tab w:val="clear" w:pos="9026"/>
+          <w:tab w:val="left" w:pos="7905"/>
+        </w:tabs>
         <w:rPr>
           <w:rFonts w:eastAsia="Arial" w:cs="Noto Sans Medium"/>
         </w:rPr>
@@ -1459,7 +1501,7 @@
       <w:headerReference w:type="first" r:id="rId15"/>
       <w:footerReference w:type="first" r:id="rId16"/>
       <w:pgSz w:w="11906" w:h="16838"/>
-      <w:pgMar w:top="567" w:right="851" w:bottom="284" w:left="851" w:header="284" w:footer="284" w:gutter="0"/>
+      <w:pgMar w:top="567" w:right="964" w:bottom="284" w:left="964" w:header="284" w:footer="396" w:gutter="0"/>
       <w:cols w:space="708"/>
       <w:titlePg/>
       <w:docGrid w:linePitch="360"/>
@@ -1469,23 +1511,7 @@
 </file>
 
 <file path=word/comments.xml><?xml version="1.0" encoding="utf-8"?>
-<w:comments xmlns:wpc="http://schemas.microsoft.com/office/word/2010/wordprocessingCanvas" xmlns:cx="http://schemas.microsoft.com/office/drawing/2014/chartex" xmlns:cx1="http://schemas.microsoft.com/office/drawing/2015/9/8/chartex" xmlns:cx2="http://schemas.microsoft.com/office/drawing/2015/10/21/chartex" xmlns:cx3="http://schemas.microsoft.com/office/drawing/2016/5/9/chartex" xmlns:cx4="http://schemas.microsoft.com/office/drawing/2016/5/10/chartex" xmlns:cx5="http://schemas.microsoft.com/office/drawing/2016/5/11/chartex" xmlns:cx6="http://schemas.microsoft.com/office/drawing/2016/5/12/chartex" xmlns:cx7="http://schemas.microsoft.com/office/drawing/2016/5/13/chartex" xmlns:cx8="http://schemas.microsoft.com/office/drawing/2016/5/14/chartex" xmlns:mc="http://schemas.openxmlformats.org/markup-compatibility/2006" xmlns:aink="http://schemas.microsoft.com/office/drawing/2016/ink" xmlns:am3d="http://schemas.microsoft.com/office/drawing/2017/model3d" xmlns:o="urn:schemas-microsoft-com:office:office" xmlns:oel="http://schemas.microsoft.com/office/2019/extlst" xmlns:r="http://schemas.openxmlformats.org/officeDocument/2006/relationships" xmlns:m="http://schemas.openxmlformats.org/officeDocument/2006/math" xmlns:v="urn:schemas-microsoft-com:vml" xmlns:wp14="http://schemas.microsoft.com/office/word/2010/wordprocessingDrawing" xmlns:wp="http://schemas.openxmlformats.org/drawingml/2006/wordprocessingDrawing" xmlns:w10="urn:schemas-microsoft-com:office:word" xmlns:w="http://schemas.openxmlformats.org/wordprocessingml/2006/main" xmlns:w14="http://schemas.microsoft.com/office/word/2010/wordml" xmlns:w15="http://schemas.microsoft.com/office/word/2012/wordml" xmlns:w16cex="http://schemas.microsoft.com/office/word/2018/wordml/cex" xmlns:w16cid="http://schemas.microsoft.com/office/word/2016/wordml/cid" xmlns:w16="http://schemas.microsoft.com/office/word/2018/wordml" xmlns:w16du="http://schemas.microsoft.com/office/word/2023/wordml/word16du" xmlns:w16sdtdh="http://schemas.microsoft.com/office/word/2020/wordml/sdtdatahash" xmlns:w16sdtfl="http://schemas.microsoft.com/office/word/2024/wordml/sdtformatlock" xmlns:w16se="http://schemas.microsoft.com/office/word/2015/wordml/symex" xmlns:wpg="http://schemas.microsoft.com/office/word/2010/wordprocessingGroup" xmlns:wpi="http://schemas.microsoft.com/office/word/2010/wordprocessingInk" xmlns:wne="http://schemas.microsoft.com/office/word/2006/wordml" xmlns:wps="http://schemas.microsoft.com/office/word/2010/wordprocessingShape" mc:Ignorable="w14 w15 w16se w16cid w16 w16cex w16sdtdh w16sdtfl w16du wp14">
-  <w:comment w:id="4" w:author="GIFFORD, Emma (NHS ENGLAND - X26)" w:date="2024-10-02T16:33:00Z" w:initials="EG">
-    <w:p>
-      <w:pPr>
-        <w:pStyle w:val="CommentText"/>
-      </w:pPr>
-      <w:r>
-        <w:rPr>
-          <w:rStyle w:val="CommentReference"/>
-        </w:rPr>
-        <w:annotationRef/>
-      </w:r>
-      <w:r>
-        <w:t>English content comes first, followed by the translated content.</w:t>
-      </w:r>
-    </w:p>
-  </w:comment>
+<w:comments xmlns:wpc="http://schemas.microsoft.com/office/word/2010/wordprocessingCanvas" xmlns:cx="http://schemas.microsoft.com/office/drawing/2014/chartex" xmlns:cx1="http://schemas.microsoft.com/office/drawing/2015/9/8/chartex" xmlns:cx2="http://schemas.microsoft.com/office/drawing/2015/10/21/chartex" xmlns:cx3="http://schemas.microsoft.com/office/drawing/2016/5/9/chartex" xmlns:cx4="http://schemas.microsoft.com/office/drawing/2016/5/10/chartex" xmlns:cx5="http://schemas.microsoft.com/office/drawing/2016/5/11/chartex" xmlns:cx6="http://schemas.microsoft.com/office/drawing/2016/5/12/chartex" xmlns:cx7="http://schemas.microsoft.com/office/drawing/2016/5/13/chartex" xmlns:cx8="http://schemas.microsoft.com/office/drawing/2016/5/14/chartex" xmlns:mc="http://schemas.openxmlformats.org/markup-compatibility/2006" xmlns:aink="http://schemas.microsoft.com/office/drawing/2016/ink" xmlns:am3d="http://schemas.microsoft.com/office/drawing/2017/model3d" xmlns:o="urn:schemas-microsoft-com:office:office" xmlns:oel="http://schemas.microsoft.com/office/2019/extlst" xmlns:r="http://schemas.openxmlformats.org/officeDocument/2006/relationships" xmlns:m="http://schemas.openxmlformats.org/officeDocument/2006/math" xmlns:v="urn:schemas-microsoft-com:vml" xmlns:wp14="http://schemas.microsoft.com/office/word/2010/wordprocessingDrawing" xmlns:wp="http://schemas.openxmlformats.org/drawingml/2006/wordprocessingDrawing" xmlns:w10="urn:schemas-microsoft-com:office:word" xmlns:w="http://schemas.openxmlformats.org/wordprocessingml/2006/main" xmlns:w14="http://schemas.microsoft.com/office/word/2010/wordml" xmlns:w15="http://schemas.microsoft.com/office/word/2012/wordml" xmlns:w16cei="http://schemas.microsoft.com/office/word/2026/wordml/cei" xmlns:w16cex="http://schemas.microsoft.com/office/word/2018/wordml/cex" xmlns:w16cid="http://schemas.microsoft.com/office/word/2016/wordml/cid" xmlns:w16="http://schemas.microsoft.com/office/word/2018/wordml" xmlns:w16du="http://schemas.microsoft.com/office/word/2023/wordml/word16du" xmlns:w16sdtdh="http://schemas.microsoft.com/office/word/2020/wordml/sdtdatahash" xmlns:w16sdtfl="http://schemas.microsoft.com/office/word/2024/wordml/sdtformatlock" xmlns:w16se="http://schemas.microsoft.com/office/word/2015/wordml/symex" xmlns:wpg="http://schemas.microsoft.com/office/word/2010/wordprocessingGroup" xmlns:wpi="http://schemas.microsoft.com/office/word/2010/wordprocessingInk" xmlns:wne="http://schemas.microsoft.com/office/word/2006/wordml" xmlns:wps="http://schemas.microsoft.com/office/word/2010/wordprocessingShape" mc:Ignorable="w14 w15 w16se w16cid w16 w16cex w16sdtdh w16sdtfl w16du wp14">
   <w:comment w:id="3" w:author="GIFFORD, Emma (NHS ENGLAND - X26)" w:date="2024-08-27T13:51:00Z" w:initials="EG">
     <w:p>
       <w:pPr>
@@ -1613,7 +1639,7 @@
       </w:r>
     </w:p>
   </w:comment>
-  <w:comment w:id="5" w:author="GIFFORD, Emma (NHS ENGLAND - X26)" w:date="2024-09-13T10:53:00Z" w:initials="EG">
+  <w:comment w:id="4" w:author="GIFFORD, Emma (NHS ENGLAND - X26)" w:date="2024-09-13T10:53:00Z" w:initials="EG">
     <w:p>
       <w:pPr>
         <w:pStyle w:val="CommentText"/>
@@ -1687,7 +1713,7 @@
       </w:r>
     </w:p>
   </w:comment>
-  <w:comment w:id="6" w:author="GIFFORD, Emma (NHS ENGLAND - X26)" w:date="2024-08-27T13:33:00Z" w:initials="EG">
+  <w:comment w:id="5" w:author="GIFFORD, Emma (NHS ENGLAND - X26)" w:date="2024-08-27T13:33:00Z" w:initials="EG">
     <w:p>
       <w:pPr>
         <w:pStyle w:val="CommentText"/>
@@ -1740,6 +1766,22 @@
       </w:r>
     </w:p>
   </w:comment>
+  <w:comment w:id="6" w:author="GIFFORD, Emma (NHS ENGLAND - X26)" w:date="2024-09-12T17:44:00Z" w:initials="EG">
+    <w:p>
+      <w:pPr>
+        <w:pStyle w:val="CommentText"/>
+      </w:pPr>
+      <w:r>
+        <w:rPr>
+          <w:rStyle w:val="CommentReference"/>
+        </w:rPr>
+        <w:annotationRef/>
+      </w:r>
+      <w:r>
+        <w:t>Use the style ‘Normal’ for body text.</w:t>
+      </w:r>
+    </w:p>
+  </w:comment>
   <w:comment w:id="7" w:author="GIFFORD, Emma (NHS ENGLAND - X26)" w:date="2024-09-12T17:44:00Z" w:initials="EG">
     <w:p>
       <w:pPr>
@@ -1752,27 +1794,11 @@
         <w:annotationRef/>
       </w:r>
       <w:r>
-        <w:t>Use the style ‘Normal’ for body text.</w:t>
+        <w:t>Use the style ‘List paragraph’ for bullet points.</w:t>
       </w:r>
     </w:p>
   </w:comment>
-  <w:comment w:id="8" w:author="GIFFORD, Emma (NHS ENGLAND - X26)" w:date="2024-09-12T17:44:00Z" w:initials="EG">
-    <w:p>
-      <w:pPr>
-        <w:pStyle w:val="CommentText"/>
-      </w:pPr>
-      <w:r>
-        <w:rPr>
-          <w:rStyle w:val="CommentReference"/>
-        </w:rPr>
-        <w:annotationRef/>
-      </w:r>
-      <w:r>
-        <w:t>Use the style ‘List paragraph’ for bullet points.</w:t>
-      </w:r>
-    </w:p>
-  </w:comment>
-  <w:comment w:id="9" w:author="GIFFORD, Emma (NHS ENGLAND - X26)" w:date="2024-09-10T11:43:00Z" w:initials="EG">
+  <w:comment w:id="8" w:author="GIFFORD, Emma (NHS ENGLAND - X26)" w:date="2024-09-10T11:43:00Z" w:initials="EG">
     <w:p>
       <w:pPr>
         <w:pStyle w:val="CommentText"/>
@@ -1799,7 +1825,7 @@
       </w:r>
     </w:p>
   </w:comment>
-  <w:comment w:id="10" w:author="GIFFORD, Emma (NHS ENGLAND - X26)" w:date="2024-09-30T10:55:00Z" w:initials="EG">
+  <w:comment w:id="9" w:author="GIFFORD, Emma (NHS ENGLAND - X26)" w:date="2024-09-30T10:55:00Z" w:initials="EG">
     <w:p>
       <w:pPr>
         <w:pStyle w:val="CommentText"/>
@@ -1812,6 +1838,22 @@
       </w:r>
       <w:r>
         <w:t>Use the style ‘Hyperlink’ for links.</w:t>
+      </w:r>
+    </w:p>
+  </w:comment>
+  <w:comment w:id="10" w:author="GIFFORD, Emma (NHS ENGLAND - X26)" w:date="2024-10-02T16:32:00Z" w:initials="EG">
+    <w:p>
+      <w:pPr>
+        <w:pStyle w:val="CommentText"/>
+      </w:pPr>
+      <w:r>
+        <w:rPr>
+          <w:rStyle w:val="CommentReference"/>
+        </w:rPr>
+        <w:annotationRef/>
+      </w:r>
+      <w:r>
+        <w:t>You’ll need to translate ‘Date’. Do not edit {d.date} as that’s a personalisation field.</w:t>
       </w:r>
     </w:p>
   </w:comment>
@@ -1827,27 +1869,11 @@
         <w:annotationRef/>
       </w:r>
       <w:r>
-        <w:t>You’ll need to translate ‘Date’. Do not edit {d.date} as that’s a personalisation field.</w:t>
+        <w:t>You’ll need to translate ‘NHS number’. Do not edit {d.nhsNumber} as that’s a personalisation field.</w:t>
       </w:r>
     </w:p>
   </w:comment>
-  <w:comment w:id="12" w:author="GIFFORD, Emma (NHS ENGLAND - X26)" w:date="2024-10-02T16:32:00Z" w:initials="EG">
-    <w:p>
-      <w:pPr>
-        <w:pStyle w:val="CommentText"/>
-      </w:pPr>
-      <w:r>
-        <w:rPr>
-          <w:rStyle w:val="CommentReference"/>
-        </w:rPr>
-        <w:annotationRef/>
-      </w:r>
-      <w:r>
-        <w:t>You’ll need to translate ‘NHS number’. Do not edit {d.nhsNumber} as that’s a personalisation field.</w:t>
-      </w:r>
-    </w:p>
-  </w:comment>
-  <w:comment w:id="13" w:author="GIFFORD, Emma (NHS ENGLAND - X26)" w:date="2024-08-27T13:33:00Z" w:initials="EG">
+  <w:comment w:id="12" w:author="GIFFORD, Emma (NHS ENGLAND - X26)" w:date="2024-08-27T13:33:00Z" w:initials="EG">
     <w:p>
       <w:pPr>
         <w:pStyle w:val="CommentText"/>
@@ -1900,7 +1926,7 @@
       </w:r>
     </w:p>
   </w:comment>
-  <w:comment w:id="14" w:author="GIFFORD, Emma (NHS ENGLAND - X26)" w:date="2024-10-02T16:04:00Z" w:initials="EG">
+  <w:comment w:id="13" w:author="GIFFORD, Emma (NHS ENGLAND - X26)" w:date="2024-10-02T16:04:00Z" w:initials="EG">
     <w:p>
       <w:pPr>
         <w:pStyle w:val="CommentText"/>
@@ -1931,8 +1957,7 @@
 </file>
 
 <file path=word/commentsExtended.xml><?xml version="1.0" encoding="utf-8"?>
-<w15:commentsEx xmlns:wpc="http://schemas.microsoft.com/office/word/2010/wordprocessingCanvas" xmlns:cx="http://schemas.microsoft.com/office/drawing/2014/chartex" xmlns:cx1="http://schemas.microsoft.com/office/drawing/2015/9/8/chartex" xmlns:cx2="http://schemas.microsoft.com/office/drawing/2015/10/21/chartex" xmlns:cx3="http://schemas.microsoft.com/office/drawing/2016/5/9/chartex" xmlns:cx4="http://schemas.microsoft.com/office/drawing/2016/5/10/chartex" xmlns:cx5="http://schemas.microsoft.com/office/drawing/2016/5/11/chartex" xmlns:cx6="http://schemas.microsoft.com/office/drawing/2016/5/12/chartex" xmlns:cx7="http://schemas.microsoft.com/office/drawing/2016/5/13/chartex" xmlns:cx8="http://schemas.microsoft.com/office/drawing/2016/5/14/chartex" xmlns:mc="http://schemas.openxmlformats.org/markup-compatibility/2006" xmlns:aink="http://schemas.microsoft.com/office/drawing/2016/ink" xmlns:am3d="http://schemas.microsoft.com/office/drawing/2017/model3d" xmlns:o="urn:schemas-microsoft-com:office:office" xmlns:oel="http://schemas.microsoft.com/office/2019/extlst" xmlns:r="http://schemas.openxmlformats.org/officeDocument/2006/relationships" xmlns:m="http://schemas.openxmlformats.org/officeDocument/2006/math" xmlns:v="urn:schemas-microsoft-com:vml" xmlns:wp14="http://schemas.microsoft.com/office/word/2010/wordprocessingDrawing" xmlns:wp="http://schemas.openxmlformats.org/drawingml/2006/wordprocessingDrawing" xmlns:w10="urn:schemas-microsoft-com:office:word" xmlns:w="http://schemas.openxmlformats.org/wordprocessingml/2006/main" xmlns:w14="http://schemas.microsoft.com/office/word/2010/wordml" xmlns:w15="http://schemas.microsoft.com/office/word/2012/wordml" xmlns:w16cex="http://schemas.microsoft.com/office/word/2018/wordml/cex" xmlns:w16cid="http://schemas.microsoft.com/office/word/2016/wordml/cid" xmlns:w16="http://schemas.microsoft.com/office/word/2018/wordml" xmlns:w16du="http://schemas.microsoft.com/office/word/2023/wordml/word16du" xmlns:w16sdtdh="http://schemas.microsoft.com/office/word/2020/wordml/sdtdatahash" xmlns:w16sdtfl="http://schemas.microsoft.com/office/word/2024/wordml/sdtformatlock" xmlns:w16se="http://schemas.microsoft.com/office/word/2015/wordml/symex" xmlns:wpg="http://schemas.microsoft.com/office/word/2010/wordprocessingGroup" xmlns:wpi="http://schemas.microsoft.com/office/word/2010/wordprocessingInk" xmlns:wne="http://schemas.microsoft.com/office/word/2006/wordml" xmlns:wps="http://schemas.microsoft.com/office/word/2010/wordprocessingShape" mc:Ignorable="w14 w15 w16se w16cid w16 w16cex w16sdtdh w16sdtfl w16du wp14">
-  <w15:commentEx w15:paraId="2F6C2218" w15:done="0"/>
+<w15:commentsEx xmlns:wpc="http://schemas.microsoft.com/office/word/2010/wordprocessingCanvas" xmlns:cx="http://schemas.microsoft.com/office/drawing/2014/chartex" xmlns:cx1="http://schemas.microsoft.com/office/drawing/2015/9/8/chartex" xmlns:cx2="http://schemas.microsoft.com/office/drawing/2015/10/21/chartex" xmlns:cx3="http://schemas.microsoft.com/office/drawing/2016/5/9/chartex" xmlns:cx4="http://schemas.microsoft.com/office/drawing/2016/5/10/chartex" xmlns:cx5="http://schemas.microsoft.com/office/drawing/2016/5/11/chartex" xmlns:cx6="http://schemas.microsoft.com/office/drawing/2016/5/12/chartex" xmlns:cx7="http://schemas.microsoft.com/office/drawing/2016/5/13/chartex" xmlns:cx8="http://schemas.microsoft.com/office/drawing/2016/5/14/chartex" xmlns:mc="http://schemas.openxmlformats.org/markup-compatibility/2006" xmlns:aink="http://schemas.microsoft.com/office/drawing/2016/ink" xmlns:am3d="http://schemas.microsoft.com/office/drawing/2017/model3d" xmlns:o="urn:schemas-microsoft-com:office:office" xmlns:oel="http://schemas.microsoft.com/office/2019/extlst" xmlns:r="http://schemas.openxmlformats.org/officeDocument/2006/relationships" xmlns:m="http://schemas.openxmlformats.org/officeDocument/2006/math" xmlns:v="urn:schemas-microsoft-com:vml" xmlns:wp14="http://schemas.microsoft.com/office/word/2010/wordprocessingDrawing" xmlns:wp="http://schemas.openxmlformats.org/drawingml/2006/wordprocessingDrawing" xmlns:w10="urn:schemas-microsoft-com:office:word" xmlns:w="http://schemas.openxmlformats.org/wordprocessingml/2006/main" xmlns:w14="http://schemas.microsoft.com/office/word/2010/wordml" xmlns:w15="http://schemas.microsoft.com/office/word/2012/wordml" xmlns:w16cei="http://schemas.microsoft.com/office/word/2026/wordml/cei" xmlns:w16cex="http://schemas.microsoft.com/office/word/2018/wordml/cex" xmlns:w16cid="http://schemas.microsoft.com/office/word/2016/wordml/cid" xmlns:w16="http://schemas.microsoft.com/office/word/2018/wordml" xmlns:w16du="http://schemas.microsoft.com/office/word/2023/wordml/word16du" xmlns:w16sdtdh="http://schemas.microsoft.com/office/word/2020/wordml/sdtdatahash" xmlns:w16sdtfl="http://schemas.microsoft.com/office/word/2024/wordml/sdtformatlock" xmlns:w16se="http://schemas.microsoft.com/office/word/2015/wordml/symex" xmlns:wpg="http://schemas.microsoft.com/office/word/2010/wordprocessingGroup" xmlns:wpi="http://schemas.microsoft.com/office/word/2010/wordprocessingInk" xmlns:wne="http://schemas.microsoft.com/office/word/2006/wordml" xmlns:wps="http://schemas.microsoft.com/office/word/2010/wordprocessingShape" mc:Ignorable="w14 w15 w16se w16cid w16 w16cex w16sdtdh w16sdtfl w16du wp14">
   <w15:commentEx w15:paraId="5658C2AB" w15:done="0"/>
   <w15:commentEx w15:paraId="5D816678" w15:done="0"/>
   <w15:commentEx w15:paraId="600C8EC2" w15:done="0"/>
@@ -1941,18 +1966,17 @@
   <w15:commentEx w15:paraId="54AC1DDD" w15:done="0"/>
   <w15:commentEx w15:paraId="7348D7CE" w15:done="0"/>
   <w15:commentEx w15:paraId="40373886" w15:done="0"/>
-  <w15:commentEx w15:paraId="4D093E2B" w15:done="0"/>
+  <w15:commentEx w15:paraId="21401BBE" w15:done="0"/>
   <w15:commentEx w15:paraId="59F2E32A" w15:done="0"/>
-  <w15:commentEx w15:paraId="486FFEF9" w15:done="0"/>
-  <w15:commentEx w15:paraId="3C4AAECC" w15:done="0"/>
-  <w15:commentEx w15:paraId="1D7147F4" w15:done="0"/>
-  <w15:commentEx w15:paraId="4A495EDC" w15:done="0"/>
+  <w15:commentEx w15:paraId="76972A9A" w15:done="0"/>
+  <w15:commentEx w15:paraId="204A5D91" w15:done="0"/>
+  <w15:commentEx w15:paraId="1A132CAA" w15:done="0"/>
+  <w15:commentEx w15:paraId="6CA5270F" w15:done="0"/>
 </w15:commentsEx>
 </file>
 
 <file path=word/commentsExtensible.xml><?xml version="1.0" encoding="utf-8"?>
-<w16cex:commentsExtensible xmlns:wpc="http://schemas.microsoft.com/office/word/2010/wordprocessingCanvas" xmlns:cx="http://schemas.microsoft.com/office/drawing/2014/chartex" xmlns:cx1="http://schemas.microsoft.com/office/drawing/2015/9/8/chartex" xmlns:cx2="http://schemas.microsoft.com/office/drawing/2015/10/21/chartex" xmlns:cx3="http://schemas.microsoft.com/office/drawing/2016/5/9/chartex" xmlns:cx4="http://schemas.microsoft.com/office/drawing/2016/5/10/chartex" xmlns:cx5="http://schemas.microsoft.com/office/drawing/2016/5/11/chartex" xmlns:cx6="http://schemas.microsoft.com/office/drawing/2016/5/12/chartex" xmlns:cx7="http://schemas.microsoft.com/office/drawing/2016/5/13/chartex" xmlns:cx8="http://schemas.microsoft.com/office/drawing/2016/5/14/chartex" xmlns:cr="http://schemas.microsoft.com/office/comments/2020/reactions" xmlns:mc="http://schemas.openxmlformats.org/markup-compatibility/2006" xmlns:aink="http://schemas.microsoft.com/office/drawing/2016/ink" xmlns:am3d="http://schemas.microsoft.com/office/drawing/2017/model3d" xmlns:o="urn:schemas-microsoft-com:office:office" xmlns:oel="http://schemas.microsoft.com/office/2019/extlst" xmlns:r="http://schemas.openxmlformats.org/officeDocument/2006/relationships" xmlns:m="http://schemas.openxmlformats.org/officeDocument/2006/math" xmlns:v="urn:schemas-microsoft-com:vml" xmlns:wp14="http://schemas.microsoft.com/office/word/2010/wordprocessingDrawing" xmlns:wp="http://schemas.openxmlformats.org/drawingml/2006/wordprocessingDrawing" xmlns:w10="urn:schemas-microsoft-com:office:word" xmlns:w="http://schemas.openxmlformats.org/wordprocessingml/2006/main" xmlns:w14="http://schemas.microsoft.com/office/word/2010/wordml" xmlns:w15="http://schemas.microsoft.com/office/word/2012/wordml" xmlns:w16cex="http://schemas.microsoft.com/office/word/2018/wordml/cex" xmlns:w16cid="http://schemas.microsoft.com/office/word/2016/wordml/cid" xmlns:w16="http://schemas.microsoft.com/office/word/2018/wordml" xmlns:w16du="http://schemas.microsoft.com/office/word/2023/wordml/word16du" xmlns:w16sdtdh="http://schemas.microsoft.com/office/word/2020/wordml/sdtdatahash" xmlns:w16sdtfl="http://schemas.microsoft.com/office/word/2024/wordml/sdtformatlock" xmlns:w16se="http://schemas.microsoft.com/office/word/2015/wordml/symex" xmlns:wpg="http://schemas.microsoft.com/office/word/2010/wordprocessingGroup" xmlns:wpi="http://schemas.microsoft.com/office/word/2010/wordprocessingInk" xmlns:wne="http://schemas.microsoft.com/office/word/2006/wordml" xmlns:wps="http://schemas.microsoft.com/office/word/2010/wordprocessingShape" mc:Ignorable="w14 w15 w16se w16cid w16 w16cex w16sdtdh w16sdtfl cr w16du wp14">
-  <w16cex:commentExtensible w16cex:durableId="16198950" w16cex:dateUtc="2024-10-02T15:33:00Z"/>
+<w16cex:commentsExtensible xmlns:wpc="http://schemas.microsoft.com/office/word/2010/wordprocessingCanvas" xmlns:cx="http://schemas.microsoft.com/office/drawing/2014/chartex" xmlns:cx1="http://schemas.microsoft.com/office/drawing/2015/9/8/chartex" xmlns:cx2="http://schemas.microsoft.com/office/drawing/2015/10/21/chartex" xmlns:cx3="http://schemas.microsoft.com/office/drawing/2016/5/9/chartex" xmlns:cx4="http://schemas.microsoft.com/office/drawing/2016/5/10/chartex" xmlns:cx5="http://schemas.microsoft.com/office/drawing/2016/5/11/chartex" xmlns:cx6="http://schemas.microsoft.com/office/drawing/2016/5/12/chartex" xmlns:cx7="http://schemas.microsoft.com/office/drawing/2016/5/13/chartex" xmlns:cx8="http://schemas.microsoft.com/office/drawing/2016/5/14/chartex" xmlns:cr="http://schemas.microsoft.com/office/comments/2020/reactions" xmlns:mc="http://schemas.openxmlformats.org/markup-compatibility/2006" xmlns:aink="http://schemas.microsoft.com/office/drawing/2016/ink" xmlns:am3d="http://schemas.microsoft.com/office/drawing/2017/model3d" xmlns:o="urn:schemas-microsoft-com:office:office" xmlns:oel="http://schemas.microsoft.com/office/2019/extlst" xmlns:r="http://schemas.openxmlformats.org/officeDocument/2006/relationships" xmlns:m="http://schemas.openxmlformats.org/officeDocument/2006/math" xmlns:v="urn:schemas-microsoft-com:vml" xmlns:wp14="http://schemas.microsoft.com/office/word/2010/wordprocessingDrawing" xmlns:wp="http://schemas.openxmlformats.org/drawingml/2006/wordprocessingDrawing" xmlns:w10="urn:schemas-microsoft-com:office:word" xmlns:w="http://schemas.openxmlformats.org/wordprocessingml/2006/main" xmlns:w14="http://schemas.microsoft.com/office/word/2010/wordml" xmlns:w15="http://schemas.microsoft.com/office/word/2012/wordml" xmlns:w16cei="http://schemas.microsoft.com/office/word/2026/wordml/cei" xmlns:w16cex="http://schemas.microsoft.com/office/word/2018/wordml/cex" xmlns:w16cid="http://schemas.microsoft.com/office/word/2016/wordml/cid" xmlns:w16="http://schemas.microsoft.com/office/word/2018/wordml" xmlns:w16du="http://schemas.microsoft.com/office/word/2023/wordml/word16du" xmlns:w16sdtdh="http://schemas.microsoft.com/office/word/2020/wordml/sdtdatahash" xmlns:w16sdtfl="http://schemas.microsoft.com/office/word/2024/wordml/sdtformatlock" xmlns:w16se="http://schemas.microsoft.com/office/word/2015/wordml/symex" xmlns:wpg="http://schemas.microsoft.com/office/word/2010/wordprocessingGroup" xmlns:wpi="http://schemas.microsoft.com/office/word/2010/wordprocessingInk" xmlns:wne="http://schemas.microsoft.com/office/word/2006/wordml" xmlns:wps="http://schemas.microsoft.com/office/word/2010/wordprocessingShape" mc:Ignorable="w14 w15 w16se w16cid w16 w16cex w16sdtdh w16sdtfl cr w16du wp14">
   <w16cex:commentExtensible w16cex:durableId="5C50AEC9" w16cex:dateUtc="2024-08-27T12:51:00Z"/>
   <w16cex:commentExtensible w16cex:durableId="3B7EFCB6" w16cex:dateUtc="2024-08-27T12:50:00Z"/>
   <w16cex:commentExtensible w16cex:durableId="7D5B7042" w16cex:dateUtc="2024-08-27T13:00:00Z"/>
@@ -1971,8 +1995,7 @@
 </file>
 
 <file path=word/commentsIds.xml><?xml version="1.0" encoding="utf-8"?>
-<w16cid:commentsIds xmlns:wpc="http://schemas.microsoft.com/office/word/2010/wordprocessingCanvas" xmlns:cx="http://schemas.microsoft.com/office/drawing/2014/chartex" xmlns:cx1="http://schemas.microsoft.com/office/drawing/2015/9/8/chartex" xmlns:cx2="http://schemas.microsoft.com/office/drawing/2015/10/21/chartex" xmlns:cx3="http://schemas.microsoft.com/office/drawing/2016/5/9/chartex" xmlns:cx4="http://schemas.microsoft.com/office/drawing/2016/5/10/chartex" xmlns:cx5="http://schemas.microsoft.com/office/drawing/2016/5/11/chartex" xmlns:cx6="http://schemas.microsoft.com/office/drawing/2016/5/12/chartex" xmlns:cx7="http://schemas.microsoft.com/office/drawing/2016/5/13/chartex" xmlns:cx8="http://schemas.microsoft.com/office/drawing/2016/5/14/chartex" xmlns:mc="http://schemas.openxmlformats.org/markup-compatibility/2006" xmlns:aink="http://schemas.microsoft.com/office/drawing/2016/ink" xmlns:am3d="http://schemas.microsoft.com/office/drawing/2017/model3d" xmlns:o="urn:schemas-microsoft-com:office:office" xmlns:oel="http://schemas.microsoft.com/office/2019/extlst" xmlns:r="http://schemas.openxmlformats.org/officeDocument/2006/relationships" xmlns:m="http://schemas.openxmlformats.org/officeDocument/2006/math" xmlns:v="urn:schemas-microsoft-com:vml" xmlns:wp14="http://schemas.microsoft.com/office/word/2010/wordprocessingDrawing" xmlns:wp="http://schemas.openxmlformats.org/drawingml/2006/wordprocessingDrawing" xmlns:w10="urn:schemas-microsoft-com:office:word" xmlns:w="http://schemas.openxmlformats.org/wordprocessingml/2006/main" xmlns:w14="http://schemas.microsoft.com/office/word/2010/wordml" xmlns:w15="http://schemas.microsoft.com/office/word/2012/wordml" xmlns:w16cex="http://schemas.microsoft.com/office/word/2018/wordml/cex" xmlns:w16cid="http://schemas.microsoft.com/office/word/2016/wordml/cid" xmlns:w16="http://schemas.microsoft.com/office/word/2018/wordml" xmlns:w16du="http://schemas.microsoft.com/office/word/2023/wordml/word16du" xmlns:w16sdtdh="http://schemas.microsoft.com/office/word/2020/wordml/sdtdatahash" xmlns:w16sdtfl="http://schemas.microsoft.com/office/word/2024/wordml/sdtformatlock" xmlns:w16se="http://schemas.microsoft.com/office/word/2015/wordml/symex" xmlns:wpg="http://schemas.microsoft.com/office/word/2010/wordprocessingGroup" xmlns:wpi="http://schemas.microsoft.com/office/word/2010/wordprocessingInk" xmlns:wne="http://schemas.microsoft.com/office/word/2006/wordml" xmlns:wps="http://schemas.microsoft.com/office/word/2010/wordprocessingShape" mc:Ignorable="w14 w15 w16se w16cid w16 w16cex w16sdtdh w16sdtfl w16du wp14">
-  <w16cid:commentId w16cid:paraId="2F6C2218" w16cid:durableId="16198950"/>
+<w16cid:commentsIds xmlns:wpc="http://schemas.microsoft.com/office/word/2010/wordprocessingCanvas" xmlns:cx="http://schemas.microsoft.com/office/drawing/2014/chartex" xmlns:cx1="http://schemas.microsoft.com/office/drawing/2015/9/8/chartex" xmlns:cx2="http://schemas.microsoft.com/office/drawing/2015/10/21/chartex" xmlns:cx3="http://schemas.microsoft.com/office/drawing/2016/5/9/chartex" xmlns:cx4="http://schemas.microsoft.com/office/drawing/2016/5/10/chartex" xmlns:cx5="http://schemas.microsoft.com/office/drawing/2016/5/11/chartex" xmlns:cx6="http://schemas.microsoft.com/office/drawing/2016/5/12/chartex" xmlns:cx7="http://schemas.microsoft.com/office/drawing/2016/5/13/chartex" xmlns:cx8="http://schemas.microsoft.com/office/drawing/2016/5/14/chartex" xmlns:mc="http://schemas.openxmlformats.org/markup-compatibility/2006" xmlns:aink="http://schemas.microsoft.com/office/drawing/2016/ink" xmlns:am3d="http://schemas.microsoft.com/office/drawing/2017/model3d" xmlns:o="urn:schemas-microsoft-com:office:office" xmlns:oel="http://schemas.microsoft.com/office/2019/extlst" xmlns:r="http://schemas.openxmlformats.org/officeDocument/2006/relationships" xmlns:m="http://schemas.openxmlformats.org/officeDocument/2006/math" xmlns:v="urn:schemas-microsoft-com:vml" xmlns:wp14="http://schemas.microsoft.com/office/word/2010/wordprocessingDrawing" xmlns:wp="http://schemas.openxmlformats.org/drawingml/2006/wordprocessingDrawing" xmlns:w10="urn:schemas-microsoft-com:office:word" xmlns:w="http://schemas.openxmlformats.org/wordprocessingml/2006/main" xmlns:w14="http://schemas.microsoft.com/office/word/2010/wordml" xmlns:w15="http://schemas.microsoft.com/office/word/2012/wordml" xmlns:w16cei="http://schemas.microsoft.com/office/word/2026/wordml/cei" xmlns:w16cex="http://schemas.microsoft.com/office/word/2018/wordml/cex" xmlns:w16cid="http://schemas.microsoft.com/office/word/2016/wordml/cid" xmlns:w16="http://schemas.microsoft.com/office/word/2018/wordml" xmlns:w16du="http://schemas.microsoft.com/office/word/2023/wordml/word16du" xmlns:w16sdtdh="http://schemas.microsoft.com/office/word/2020/wordml/sdtdatahash" xmlns:w16sdtfl="http://schemas.microsoft.com/office/word/2024/wordml/sdtformatlock" xmlns:w16se="http://schemas.microsoft.com/office/word/2015/wordml/symex" xmlns:wpg="http://schemas.microsoft.com/office/word/2010/wordprocessingGroup" xmlns:wpi="http://schemas.microsoft.com/office/word/2010/wordprocessingInk" xmlns:wne="http://schemas.microsoft.com/office/word/2006/wordml" xmlns:wps="http://schemas.microsoft.com/office/word/2010/wordprocessingShape" mc:Ignorable="w14 w15 w16se w16cid w16 w16cex w16sdtdh w16sdtfl w16du wp14">
   <w16cid:commentId w16cid:paraId="5658C2AB" w16cid:durableId="5C50AEC9"/>
   <w16cid:commentId w16cid:paraId="5D816678" w16cid:durableId="3B7EFCB6"/>
   <w16cid:commentId w16cid:paraId="600C8EC2" w16cid:durableId="7D5B7042"/>
@@ -1981,17 +2004,17 @@
   <w16cid:commentId w16cid:paraId="54AC1DDD" w16cid:durableId="21904BF1"/>
   <w16cid:commentId w16cid:paraId="7348D7CE" w16cid:durableId="36340119"/>
   <w16cid:commentId w16cid:paraId="40373886" w16cid:durableId="6A34F8AF"/>
-  <w16cid:commentId w16cid:paraId="4D093E2B" w16cid:durableId="27241A13"/>
+  <w16cid:commentId w16cid:paraId="21401BBE" w16cid:durableId="27241A13"/>
   <w16cid:commentId w16cid:paraId="59F2E32A" w16cid:durableId="2865DA4F"/>
-  <w16cid:commentId w16cid:paraId="486FFEF9" w16cid:durableId="0C4CB7CB"/>
-  <w16cid:commentId w16cid:paraId="3C4AAECC" w16cid:durableId="6B0FF65F"/>
-  <w16cid:commentId w16cid:paraId="1D7147F4" w16cid:durableId="67F12EFF"/>
-  <w16cid:commentId w16cid:paraId="4A495EDC" w16cid:durableId="6304BF72"/>
+  <w16cid:commentId w16cid:paraId="76972A9A" w16cid:durableId="0C4CB7CB"/>
+  <w16cid:commentId w16cid:paraId="204A5D91" w16cid:durableId="6B0FF65F"/>
+  <w16cid:commentId w16cid:paraId="1A132CAA" w16cid:durableId="67F12EFF"/>
+  <w16cid:commentId w16cid:paraId="6CA5270F" w16cid:durableId="6304BF72"/>
 </w16cid:commentsIds>
 </file>
 
 <file path=word/endnotes.xml><?xml version="1.0" encoding="utf-8"?>
-<w:endnotes xmlns:wpc="http://schemas.microsoft.com/office/word/2010/wordprocessingCanvas" xmlns:cx="http://schemas.microsoft.com/office/drawing/2014/chartex" xmlns:cx1="http://schemas.microsoft.com/office/drawing/2015/9/8/chartex" xmlns:cx2="http://schemas.microsoft.com/office/drawing/2015/10/21/chartex" xmlns:cx3="http://schemas.microsoft.com/office/drawing/2016/5/9/chartex" xmlns:cx4="http://schemas.microsoft.com/office/drawing/2016/5/10/chartex" xmlns:cx5="http://schemas.microsoft.com/office/drawing/2016/5/11/chartex" xmlns:cx6="http://schemas.microsoft.com/office/drawing/2016/5/12/chartex" xmlns:cx7="http://schemas.microsoft.com/office/drawing/2016/5/13/chartex" xmlns:cx8="http://schemas.microsoft.com/office/drawing/2016/5/14/chartex" xmlns:mc="http://schemas.openxmlformats.org/markup-compatibility/2006" xmlns:aink="http://schemas.microsoft.com/office/drawing/2016/ink" xmlns:am3d="http://schemas.microsoft.com/office/drawing/2017/model3d" xmlns:o="urn:schemas-microsoft-com:office:office" xmlns:oel="http://schemas.microsoft.com/office/2019/extlst" xmlns:r="http://schemas.openxmlformats.org/officeDocument/2006/relationships" xmlns:m="http://schemas.openxmlformats.org/officeDocument/2006/math" xmlns:v="urn:schemas-microsoft-com:vml" xmlns:wp14="http://schemas.microsoft.com/office/word/2010/wordprocessingDrawing" xmlns:wp="http://schemas.openxmlformats.org/drawingml/2006/wordprocessingDrawing" xmlns:w10="urn:schemas-microsoft-com:office:word" xmlns:w="http://schemas.openxmlformats.org/wordprocessingml/2006/main" xmlns:w14="http://schemas.microsoft.com/office/word/2010/wordml" xmlns:w15="http://schemas.microsoft.com/office/word/2012/wordml" xmlns:w16cex="http://schemas.microsoft.com/office/word/2018/wordml/cex" xmlns:w16cid="http://schemas.microsoft.com/office/word/2016/wordml/cid" xmlns:w16="http://schemas.microsoft.com/office/word/2018/wordml" xmlns:w16du="http://schemas.microsoft.com/office/word/2023/wordml/word16du" xmlns:w16sdtdh="http://schemas.microsoft.com/office/word/2020/wordml/sdtdatahash" xmlns:w16sdtfl="http://schemas.microsoft.com/office/word/2024/wordml/sdtformatlock" xmlns:w16se="http://schemas.microsoft.com/office/word/2015/wordml/symex" xmlns:wpg="http://schemas.microsoft.com/office/word/2010/wordprocessingGroup" xmlns:wpi="http://schemas.microsoft.com/office/word/2010/wordprocessingInk" xmlns:wne="http://schemas.microsoft.com/office/word/2006/wordml" xmlns:wps="http://schemas.microsoft.com/office/word/2010/wordprocessingShape" mc:Ignorable="w14 w15 w16se w16cid w16 w16cex w16sdtdh w16sdtfl w16du wp14">
+<w:endnotes xmlns:wpc="http://schemas.microsoft.com/office/word/2010/wordprocessingCanvas" xmlns:cx="http://schemas.microsoft.com/office/drawing/2014/chartex" xmlns:cx1="http://schemas.microsoft.com/office/drawing/2015/9/8/chartex" xmlns:cx2="http://schemas.microsoft.com/office/drawing/2015/10/21/chartex" xmlns:cx3="http://schemas.microsoft.com/office/drawing/2016/5/9/chartex" xmlns:cx4="http://schemas.microsoft.com/office/drawing/2016/5/10/chartex" xmlns:cx5="http://schemas.microsoft.com/office/drawing/2016/5/11/chartex" xmlns:cx6="http://schemas.microsoft.com/office/drawing/2016/5/12/chartex" xmlns:cx7="http://schemas.microsoft.com/office/drawing/2016/5/13/chartex" xmlns:cx8="http://schemas.microsoft.com/office/drawing/2016/5/14/chartex" xmlns:mc="http://schemas.openxmlformats.org/markup-compatibility/2006" xmlns:aink="http://schemas.microsoft.com/office/drawing/2016/ink" xmlns:am3d="http://schemas.microsoft.com/office/drawing/2017/model3d" xmlns:o="urn:schemas-microsoft-com:office:office" xmlns:oel="http://schemas.microsoft.com/office/2019/extlst" xmlns:r="http://schemas.openxmlformats.org/officeDocument/2006/relationships" xmlns:m="http://schemas.openxmlformats.org/officeDocument/2006/math" xmlns:v="urn:schemas-microsoft-com:vml" xmlns:wp14="http://schemas.microsoft.com/office/word/2010/wordprocessingDrawing" xmlns:wp="http://schemas.openxmlformats.org/drawingml/2006/wordprocessingDrawing" xmlns:w10="urn:schemas-microsoft-com:office:word" xmlns:w="http://schemas.openxmlformats.org/wordprocessingml/2006/main" xmlns:w14="http://schemas.microsoft.com/office/word/2010/wordml" xmlns:w15="http://schemas.microsoft.com/office/word/2012/wordml" xmlns:w16cei="http://schemas.microsoft.com/office/word/2026/wordml/cei" xmlns:w16cex="http://schemas.microsoft.com/office/word/2018/wordml/cex" xmlns:w16cid="http://schemas.microsoft.com/office/word/2016/wordml/cid" xmlns:w16="http://schemas.microsoft.com/office/word/2018/wordml" xmlns:w16du="http://schemas.microsoft.com/office/word/2023/wordml/word16du" xmlns:w16sdtdh="http://schemas.microsoft.com/office/word/2020/wordml/sdtdatahash" xmlns:w16sdtfl="http://schemas.microsoft.com/office/word/2024/wordml/sdtformatlock" xmlns:w16se="http://schemas.microsoft.com/office/word/2015/wordml/symex" xmlns:wpg="http://schemas.microsoft.com/office/word/2010/wordprocessingGroup" xmlns:wpi="http://schemas.microsoft.com/office/word/2010/wordprocessingInk" xmlns:wne="http://schemas.microsoft.com/office/word/2006/wordml" xmlns:wps="http://schemas.microsoft.com/office/word/2010/wordprocessingShape" mc:Ignorable="w14 w15 w16se w16cid w16 w16cex w16sdtdh w16sdtfl w16du wp14">
   <w:endnote w:type="separator" w:id="-1">
     <w:p>
       <w:r>
@@ -2010,7 +2033,7 @@
 </file>
 
 <file path=word/footer1.xml><?xml version="1.0" encoding="utf-8"?>
-<w:ftr xmlns:wpc="http://schemas.microsoft.com/office/word/2010/wordprocessingCanvas" xmlns:cx="http://schemas.microsoft.com/office/drawing/2014/chartex" xmlns:cx1="http://schemas.microsoft.com/office/drawing/2015/9/8/chartex" xmlns:cx2="http://schemas.microsoft.com/office/drawing/2015/10/21/chartex" xmlns:cx3="http://schemas.microsoft.com/office/drawing/2016/5/9/chartex" xmlns:cx4="http://schemas.microsoft.com/office/drawing/2016/5/10/chartex" xmlns:cx5="http://schemas.microsoft.com/office/drawing/2016/5/11/chartex" xmlns:cx6="http://schemas.microsoft.com/office/drawing/2016/5/12/chartex" xmlns:cx7="http://schemas.microsoft.com/office/drawing/2016/5/13/chartex" xmlns:cx8="http://schemas.microsoft.com/office/drawing/2016/5/14/chartex" xmlns:mc="http://schemas.openxmlformats.org/markup-compatibility/2006" xmlns:aink="http://schemas.microsoft.com/office/drawing/2016/ink" xmlns:am3d="http://schemas.microsoft.com/office/drawing/2017/model3d" xmlns:o="urn:schemas-microsoft-com:office:office" xmlns:oel="http://schemas.microsoft.com/office/2019/extlst" xmlns:r="http://schemas.openxmlformats.org/officeDocument/2006/relationships" xmlns:m="http://schemas.openxmlformats.org/officeDocument/2006/math" xmlns:v="urn:schemas-microsoft-com:vml" xmlns:wp14="http://schemas.microsoft.com/office/word/2010/wordprocessingDrawing" xmlns:wp="http://schemas.openxmlformats.org/drawingml/2006/wordprocessingDrawing" xmlns:w10="urn:schemas-microsoft-com:office:word" xmlns:w="http://schemas.openxmlformats.org/wordprocessingml/2006/main" xmlns:w14="http://schemas.microsoft.com/office/word/2010/wordml" xmlns:w15="http://schemas.microsoft.com/office/word/2012/wordml" xmlns:w16cex="http://schemas.microsoft.com/office/word/2018/wordml/cex" xmlns:w16cid="http://schemas.microsoft.com/office/word/2016/wordml/cid" xmlns:w16="http://schemas.microsoft.com/office/word/2018/wordml" xmlns:w16du="http://schemas.microsoft.com/office/word/2023/wordml/word16du" xmlns:w16sdtdh="http://schemas.microsoft.com/office/word/2020/wordml/sdtdatahash" xmlns:w16sdtfl="http://schemas.microsoft.com/office/word/2024/wordml/sdtformatlock" xmlns:w16se="http://schemas.microsoft.com/office/word/2015/wordml/symex" xmlns:wpg="http://schemas.microsoft.com/office/word/2010/wordprocessingGroup" xmlns:wpi="http://schemas.microsoft.com/office/word/2010/wordprocessingInk" xmlns:wne="http://schemas.microsoft.com/office/word/2006/wordml" xmlns:wps="http://schemas.microsoft.com/office/word/2010/wordprocessingShape" mc:Ignorable="w14 w15 w16se w16cid w16 w16cex w16sdtdh w16sdtfl w16du wp14">
+<w:ftr xmlns:wpc="http://schemas.microsoft.com/office/word/2010/wordprocessingCanvas" xmlns:cx="http://schemas.microsoft.com/office/drawing/2014/chartex" xmlns:cx1="http://schemas.microsoft.com/office/drawing/2015/9/8/chartex" xmlns:cx2="http://schemas.microsoft.com/office/drawing/2015/10/21/chartex" xmlns:cx3="http://schemas.microsoft.com/office/drawing/2016/5/9/chartex" xmlns:cx4="http://schemas.microsoft.com/office/drawing/2016/5/10/chartex" xmlns:cx5="http://schemas.microsoft.com/office/drawing/2016/5/11/chartex" xmlns:cx6="http://schemas.microsoft.com/office/drawing/2016/5/12/chartex" xmlns:cx7="http://schemas.microsoft.com/office/drawing/2016/5/13/chartex" xmlns:cx8="http://schemas.microsoft.com/office/drawing/2016/5/14/chartex" xmlns:mc="http://schemas.openxmlformats.org/markup-compatibility/2006" xmlns:aink="http://schemas.microsoft.com/office/drawing/2016/ink" xmlns:am3d="http://schemas.microsoft.com/office/drawing/2017/model3d" xmlns:o="urn:schemas-microsoft-com:office:office" xmlns:oel="http://schemas.microsoft.com/office/2019/extlst" xmlns:r="http://schemas.openxmlformats.org/officeDocument/2006/relationships" xmlns:m="http://schemas.openxmlformats.org/officeDocument/2006/math" xmlns:v="urn:schemas-microsoft-com:vml" xmlns:wp14="http://schemas.microsoft.com/office/word/2010/wordprocessingDrawing" xmlns:wp="http://schemas.openxmlformats.org/drawingml/2006/wordprocessingDrawing" xmlns:w10="urn:schemas-microsoft-com:office:word" xmlns:w="http://schemas.openxmlformats.org/wordprocessingml/2006/main" xmlns:w14="http://schemas.microsoft.com/office/word/2010/wordml" xmlns:w15="http://schemas.microsoft.com/office/word/2012/wordml" xmlns:w16cei="http://schemas.microsoft.com/office/word/2026/wordml/cei" xmlns:w16cex="http://schemas.microsoft.com/office/word/2018/wordml/cex" xmlns:w16cid="http://schemas.microsoft.com/office/word/2016/wordml/cid" xmlns:w16="http://schemas.microsoft.com/office/word/2018/wordml" xmlns:w16du="http://schemas.microsoft.com/office/word/2023/wordml/word16du" xmlns:w16sdtdh="http://schemas.microsoft.com/office/word/2020/wordml/sdtdatahash" xmlns:w16sdtfl="http://schemas.microsoft.com/office/word/2024/wordml/sdtformatlock" xmlns:w16se="http://schemas.microsoft.com/office/word/2015/wordml/symex" xmlns:wpg="http://schemas.microsoft.com/office/word/2010/wordprocessingGroup" xmlns:wpi="http://schemas.microsoft.com/office/word/2010/wordprocessingInk" xmlns:wne="http://schemas.microsoft.com/office/word/2006/wordml" xmlns:wps="http://schemas.microsoft.com/office/word/2010/wordprocessingShape" mc:Ignorable="w14 w15 w16se w16cid w16 w16cex w16sdtdh w16sdtfl w16du wp14">
   <w:sdt>
     <w:sdtPr>
       <w:id w:val="1062981965"/>
@@ -2113,7 +2136,7 @@
 </file>
 
 <file path=word/footer2.xml><?xml version="1.0" encoding="utf-8"?>
-<w:ftr xmlns:wpc="http://schemas.microsoft.com/office/word/2010/wordprocessingCanvas" xmlns:cx="http://schemas.microsoft.com/office/drawing/2014/chartex" xmlns:cx1="http://schemas.microsoft.com/office/drawing/2015/9/8/chartex" xmlns:cx2="http://schemas.microsoft.com/office/drawing/2015/10/21/chartex" xmlns:cx3="http://schemas.microsoft.com/office/drawing/2016/5/9/chartex" xmlns:cx4="http://schemas.microsoft.com/office/drawing/2016/5/10/chartex" xmlns:cx5="http://schemas.microsoft.com/office/drawing/2016/5/11/chartex" xmlns:cx6="http://schemas.microsoft.com/office/drawing/2016/5/12/chartex" xmlns:cx7="http://schemas.microsoft.com/office/drawing/2016/5/13/chartex" xmlns:cx8="http://schemas.microsoft.com/office/drawing/2016/5/14/chartex" xmlns:mc="http://schemas.openxmlformats.org/markup-compatibility/2006" xmlns:aink="http://schemas.microsoft.com/office/drawing/2016/ink" xmlns:am3d="http://schemas.microsoft.com/office/drawing/2017/model3d" xmlns:o="urn:schemas-microsoft-com:office:office" xmlns:oel="http://schemas.microsoft.com/office/2019/extlst" xmlns:r="http://schemas.openxmlformats.org/officeDocument/2006/relationships" xmlns:m="http://schemas.openxmlformats.org/officeDocument/2006/math" xmlns:v="urn:schemas-microsoft-com:vml" xmlns:wp14="http://schemas.microsoft.com/office/word/2010/wordprocessingDrawing" xmlns:wp="http://schemas.openxmlformats.org/drawingml/2006/wordprocessingDrawing" xmlns:w10="urn:schemas-microsoft-com:office:word" xmlns:w="http://schemas.openxmlformats.org/wordprocessingml/2006/main" xmlns:w14="http://schemas.microsoft.com/office/word/2010/wordml" xmlns:w15="http://schemas.microsoft.com/office/word/2012/wordml" xmlns:w16cex="http://schemas.microsoft.com/office/word/2018/wordml/cex" xmlns:w16cid="http://schemas.microsoft.com/office/word/2016/wordml/cid" xmlns:w16="http://schemas.microsoft.com/office/word/2018/wordml" xmlns:w16du="http://schemas.microsoft.com/office/word/2023/wordml/word16du" xmlns:w16sdtdh="http://schemas.microsoft.com/office/word/2020/wordml/sdtdatahash" xmlns:w16sdtfl="http://schemas.microsoft.com/office/word/2024/wordml/sdtformatlock" xmlns:w16se="http://schemas.microsoft.com/office/word/2015/wordml/symex" xmlns:wpg="http://schemas.microsoft.com/office/word/2010/wordprocessingGroup" xmlns:wpi="http://schemas.microsoft.com/office/word/2010/wordprocessingInk" xmlns:wne="http://schemas.microsoft.com/office/word/2006/wordml" xmlns:wps="http://schemas.microsoft.com/office/word/2010/wordprocessingShape" mc:Ignorable="w14 w15 w16se w16cid w16 w16cex w16sdtdh w16sdtfl w16du wp14">
+<w:ftr xmlns:wpc="http://schemas.microsoft.com/office/word/2010/wordprocessingCanvas" xmlns:cx="http://schemas.microsoft.com/office/drawing/2014/chartex" xmlns:cx1="http://schemas.microsoft.com/office/drawing/2015/9/8/chartex" xmlns:cx2="http://schemas.microsoft.com/office/drawing/2015/10/21/chartex" xmlns:cx3="http://schemas.microsoft.com/office/drawing/2016/5/9/chartex" xmlns:cx4="http://schemas.microsoft.com/office/drawing/2016/5/10/chartex" xmlns:cx5="http://schemas.microsoft.com/office/drawing/2016/5/11/chartex" xmlns:cx6="http://schemas.microsoft.com/office/drawing/2016/5/12/chartex" xmlns:cx7="http://schemas.microsoft.com/office/drawing/2016/5/13/chartex" xmlns:cx8="http://schemas.microsoft.com/office/drawing/2016/5/14/chartex" xmlns:mc="http://schemas.openxmlformats.org/markup-compatibility/2006" xmlns:aink="http://schemas.microsoft.com/office/drawing/2016/ink" xmlns:am3d="http://schemas.microsoft.com/office/drawing/2017/model3d" xmlns:o="urn:schemas-microsoft-com:office:office" xmlns:oel="http://schemas.microsoft.com/office/2019/extlst" xmlns:r="http://schemas.openxmlformats.org/officeDocument/2006/relationships" xmlns:m="http://schemas.openxmlformats.org/officeDocument/2006/math" xmlns:v="urn:schemas-microsoft-com:vml" xmlns:wp14="http://schemas.microsoft.com/office/word/2010/wordprocessingDrawing" xmlns:wp="http://schemas.openxmlformats.org/drawingml/2006/wordprocessingDrawing" xmlns:w10="urn:schemas-microsoft-com:office:word" xmlns:w="http://schemas.openxmlformats.org/wordprocessingml/2006/main" xmlns:w14="http://schemas.microsoft.com/office/word/2010/wordml" xmlns:w15="http://schemas.microsoft.com/office/word/2012/wordml" xmlns:w16cei="http://schemas.microsoft.com/office/word/2026/wordml/cei" xmlns:w16cex="http://schemas.microsoft.com/office/word/2018/wordml/cex" xmlns:w16cid="http://schemas.microsoft.com/office/word/2016/wordml/cid" xmlns:w16="http://schemas.microsoft.com/office/word/2018/wordml" xmlns:w16du="http://schemas.microsoft.com/office/word/2023/wordml/word16du" xmlns:w16sdtdh="http://schemas.microsoft.com/office/word/2020/wordml/sdtdatahash" xmlns:w16sdtfl="http://schemas.microsoft.com/office/word/2024/wordml/sdtformatlock" xmlns:w16se="http://schemas.microsoft.com/office/word/2015/wordml/symex" xmlns:wpg="http://schemas.microsoft.com/office/word/2010/wordprocessingGroup" xmlns:wpi="http://schemas.microsoft.com/office/word/2010/wordprocessingInk" xmlns:wne="http://schemas.microsoft.com/office/word/2006/wordml" xmlns:wps="http://schemas.microsoft.com/office/word/2010/wordprocessingShape" mc:Ignorable="w14 w15 w16se w16cid w16 w16cex w16sdtdh w16sdtfl w16du wp14">
   <w:p>
     <w:pPr>
       <w:pStyle w:val="Footer"/>
@@ -2202,7 +2225,7 @@
 </file>
 
 <file path=word/footnotes.xml><?xml version="1.0" encoding="utf-8"?>
-<w:footnotes xmlns:wpc="http://schemas.microsoft.com/office/word/2010/wordprocessingCanvas" xmlns:cx="http://schemas.microsoft.com/office/drawing/2014/chartex" xmlns:cx1="http://schemas.microsoft.com/office/drawing/2015/9/8/chartex" xmlns:cx2="http://schemas.microsoft.com/office/drawing/2015/10/21/chartex" xmlns:cx3="http://schemas.microsoft.com/office/drawing/2016/5/9/chartex" xmlns:cx4="http://schemas.microsoft.com/office/drawing/2016/5/10/chartex" xmlns:cx5="http://schemas.microsoft.com/office/drawing/2016/5/11/chartex" xmlns:cx6="http://schemas.microsoft.com/office/drawing/2016/5/12/chartex" xmlns:cx7="http://schemas.microsoft.com/office/drawing/2016/5/13/chartex" xmlns:cx8="http://schemas.microsoft.com/office/drawing/2016/5/14/chartex" xmlns:mc="http://schemas.openxmlformats.org/markup-compatibility/2006" xmlns:aink="http://schemas.microsoft.com/office/drawing/2016/ink" xmlns:am3d="http://schemas.microsoft.com/office/drawing/2017/model3d" xmlns:o="urn:schemas-microsoft-com:office:office" xmlns:oel="http://schemas.microsoft.com/office/2019/extlst" xmlns:r="http://schemas.openxmlformats.org/officeDocument/2006/relationships" xmlns:m="http://schemas.openxmlformats.org/officeDocument/2006/math" xmlns:v="urn:schemas-microsoft-com:vml" xmlns:wp14="http://schemas.microsoft.com/office/word/2010/wordprocessingDrawing" xmlns:wp="http://schemas.openxmlformats.org/drawingml/2006/wordprocessingDrawing" xmlns:w10="urn:schemas-microsoft-com:office:word" xmlns:w="http://schemas.openxmlformats.org/wordprocessingml/2006/main" xmlns:w14="http://schemas.microsoft.com/office/word/2010/wordml" xmlns:w15="http://schemas.microsoft.com/office/word/2012/wordml" xmlns:w16cex="http://schemas.microsoft.com/office/word/2018/wordml/cex" xmlns:w16cid="http://schemas.microsoft.com/office/word/2016/wordml/cid" xmlns:w16="http://schemas.microsoft.com/office/word/2018/wordml" xmlns:w16du="http://schemas.microsoft.com/office/word/2023/wordml/word16du" xmlns:w16sdtdh="http://schemas.microsoft.com/office/word/2020/wordml/sdtdatahash" xmlns:w16sdtfl="http://schemas.microsoft.com/office/word/2024/wordml/sdtformatlock" xmlns:w16se="http://schemas.microsoft.com/office/word/2015/wordml/symex" xmlns:wpg="http://schemas.microsoft.com/office/word/2010/wordprocessingGroup" xmlns:wpi="http://schemas.microsoft.com/office/word/2010/wordprocessingInk" xmlns:wne="http://schemas.microsoft.com/office/word/2006/wordml" xmlns:wps="http://schemas.microsoft.com/office/word/2010/wordprocessingShape" mc:Ignorable="w14 w15 w16se w16cid w16 w16cex w16sdtdh w16sdtfl w16du wp14">
+<w:footnotes xmlns:wpc="http://schemas.microsoft.com/office/word/2010/wordprocessingCanvas" xmlns:cx="http://schemas.microsoft.com/office/drawing/2014/chartex" xmlns:cx1="http://schemas.microsoft.com/office/drawing/2015/9/8/chartex" xmlns:cx2="http://schemas.microsoft.com/office/drawing/2015/10/21/chartex" xmlns:cx3="http://schemas.microsoft.com/office/drawing/2016/5/9/chartex" xmlns:cx4="http://schemas.microsoft.com/office/drawing/2016/5/10/chartex" xmlns:cx5="http://schemas.microsoft.com/office/drawing/2016/5/11/chartex" xmlns:cx6="http://schemas.microsoft.com/office/drawing/2016/5/12/chartex" xmlns:cx7="http://schemas.microsoft.com/office/drawing/2016/5/13/chartex" xmlns:cx8="http://schemas.microsoft.com/office/drawing/2016/5/14/chartex" xmlns:mc="http://schemas.openxmlformats.org/markup-compatibility/2006" xmlns:aink="http://schemas.microsoft.com/office/drawing/2016/ink" xmlns:am3d="http://schemas.microsoft.com/office/drawing/2017/model3d" xmlns:o="urn:schemas-microsoft-com:office:office" xmlns:oel="http://schemas.microsoft.com/office/2019/extlst" xmlns:r="http://schemas.openxmlformats.org/officeDocument/2006/relationships" xmlns:m="http://schemas.openxmlformats.org/officeDocument/2006/math" xmlns:v="urn:schemas-microsoft-com:vml" xmlns:wp14="http://schemas.microsoft.com/office/word/2010/wordprocessingDrawing" xmlns:wp="http://schemas.openxmlformats.org/drawingml/2006/wordprocessingDrawing" xmlns:w10="urn:schemas-microsoft-com:office:word" xmlns:w="http://schemas.openxmlformats.org/wordprocessingml/2006/main" xmlns:w14="http://schemas.microsoft.com/office/word/2010/wordml" xmlns:w15="http://schemas.microsoft.com/office/word/2012/wordml" xmlns:w16cei="http://schemas.microsoft.com/office/word/2026/wordml/cei" xmlns:w16cex="http://schemas.microsoft.com/office/word/2018/wordml/cex" xmlns:w16cid="http://schemas.microsoft.com/office/word/2016/wordml/cid" xmlns:w16="http://schemas.microsoft.com/office/word/2018/wordml" xmlns:w16du="http://schemas.microsoft.com/office/word/2023/wordml/word16du" xmlns:w16sdtdh="http://schemas.microsoft.com/office/word/2020/wordml/sdtdatahash" xmlns:w16sdtfl="http://schemas.microsoft.com/office/word/2024/wordml/sdtformatlock" xmlns:w16se="http://schemas.microsoft.com/office/word/2015/wordml/symex" xmlns:wpg="http://schemas.microsoft.com/office/word/2010/wordprocessingGroup" xmlns:wpi="http://schemas.microsoft.com/office/word/2010/wordprocessingInk" xmlns:wne="http://schemas.microsoft.com/office/word/2006/wordml" xmlns:wps="http://schemas.microsoft.com/office/word/2010/wordprocessingShape" mc:Ignorable="w14 w15 w16se w16cid w16 w16cex w16sdtdh w16sdtfl w16du wp14">
   <w:footnote w:type="separator" w:id="-1">
     <w:p>
       <w:r>
@@ -2221,7 +2244,7 @@
 </file>
 
 <file path=word/header1.xml><?xml version="1.0" encoding="utf-8"?>
-<w:hdr xmlns:wpc="http://schemas.microsoft.com/office/word/2010/wordprocessingCanvas" xmlns:cx="http://schemas.microsoft.com/office/drawing/2014/chartex" xmlns:cx1="http://schemas.microsoft.com/office/drawing/2015/9/8/chartex" xmlns:cx2="http://schemas.microsoft.com/office/drawing/2015/10/21/chartex" xmlns:cx3="http://schemas.microsoft.com/office/drawing/2016/5/9/chartex" xmlns:cx4="http://schemas.microsoft.com/office/drawing/2016/5/10/chartex" xmlns:cx5="http://schemas.microsoft.com/office/drawing/2016/5/11/chartex" xmlns:cx6="http://schemas.microsoft.com/office/drawing/2016/5/12/chartex" xmlns:cx7="http://schemas.microsoft.com/office/drawing/2016/5/13/chartex" xmlns:cx8="http://schemas.microsoft.com/office/drawing/2016/5/14/chartex" xmlns:mc="http://schemas.openxmlformats.org/markup-compatibility/2006" xmlns:aink="http://schemas.microsoft.com/office/drawing/2016/ink" xmlns:am3d="http://schemas.microsoft.com/office/drawing/2017/model3d" xmlns:o="urn:schemas-microsoft-com:office:office" xmlns:oel="http://schemas.microsoft.com/office/2019/extlst" xmlns:r="http://schemas.openxmlformats.org/officeDocument/2006/relationships" xmlns:m="http://schemas.openxmlformats.org/officeDocument/2006/math" xmlns:v="urn:schemas-microsoft-com:vml" xmlns:wp14="http://schemas.microsoft.com/office/word/2010/wordprocessingDrawing" xmlns:wp="http://schemas.openxmlformats.org/drawingml/2006/wordprocessingDrawing" xmlns:w10="urn:schemas-microsoft-com:office:word" xmlns:w="http://schemas.openxmlformats.org/wordprocessingml/2006/main" xmlns:w14="http://schemas.microsoft.com/office/word/2010/wordml" xmlns:w15="http://schemas.microsoft.com/office/word/2012/wordml" xmlns:w16cex="http://schemas.microsoft.com/office/word/2018/wordml/cex" xmlns:w16cid="http://schemas.microsoft.com/office/word/2016/wordml/cid" xmlns:w16="http://schemas.microsoft.com/office/word/2018/wordml" xmlns:w16du="http://schemas.microsoft.com/office/word/2023/wordml/word16du" xmlns:w16sdtdh="http://schemas.microsoft.com/office/word/2020/wordml/sdtdatahash" xmlns:w16sdtfl="http://schemas.microsoft.com/office/word/2024/wordml/sdtformatlock" xmlns:w16se="http://schemas.microsoft.com/office/word/2015/wordml/symex" xmlns:wpg="http://schemas.microsoft.com/office/word/2010/wordprocessingGroup" xmlns:wpi="http://schemas.microsoft.com/office/word/2010/wordprocessingInk" xmlns:wne="http://schemas.microsoft.com/office/word/2006/wordml" xmlns:wps="http://schemas.microsoft.com/office/word/2010/wordprocessingShape" mc:Ignorable="w14 w15 w16se w16cid w16 w16cex w16sdtdh w16sdtfl w16du wp14">
+<w:hdr xmlns:wpc="http://schemas.microsoft.com/office/word/2010/wordprocessingCanvas" xmlns:cx="http://schemas.microsoft.com/office/drawing/2014/chartex" xmlns:cx1="http://schemas.microsoft.com/office/drawing/2015/9/8/chartex" xmlns:cx2="http://schemas.microsoft.com/office/drawing/2015/10/21/chartex" xmlns:cx3="http://schemas.microsoft.com/office/drawing/2016/5/9/chartex" xmlns:cx4="http://schemas.microsoft.com/office/drawing/2016/5/10/chartex" xmlns:cx5="http://schemas.microsoft.com/office/drawing/2016/5/11/chartex" xmlns:cx6="http://schemas.microsoft.com/office/drawing/2016/5/12/chartex" xmlns:cx7="http://schemas.microsoft.com/office/drawing/2016/5/13/chartex" xmlns:cx8="http://schemas.microsoft.com/office/drawing/2016/5/14/chartex" xmlns:mc="http://schemas.openxmlformats.org/markup-compatibility/2006" xmlns:aink="http://schemas.microsoft.com/office/drawing/2016/ink" xmlns:am3d="http://schemas.microsoft.com/office/drawing/2017/model3d" xmlns:o="urn:schemas-microsoft-com:office:office" xmlns:oel="http://schemas.microsoft.com/office/2019/extlst" xmlns:r="http://schemas.openxmlformats.org/officeDocument/2006/relationships" xmlns:m="http://schemas.openxmlformats.org/officeDocument/2006/math" xmlns:v="urn:schemas-microsoft-com:vml" xmlns:wp14="http://schemas.microsoft.com/office/word/2010/wordprocessingDrawing" xmlns:wp="http://schemas.openxmlformats.org/drawingml/2006/wordprocessingDrawing" xmlns:w10="urn:schemas-microsoft-com:office:word" xmlns:w="http://schemas.openxmlformats.org/wordprocessingml/2006/main" xmlns:w14="http://schemas.microsoft.com/office/word/2010/wordml" xmlns:w15="http://schemas.microsoft.com/office/word/2012/wordml" xmlns:w16cei="http://schemas.microsoft.com/office/word/2026/wordml/cei" xmlns:w16cex="http://schemas.microsoft.com/office/word/2018/wordml/cex" xmlns:w16cid="http://schemas.microsoft.com/office/word/2016/wordml/cid" xmlns:w16="http://schemas.microsoft.com/office/word/2018/wordml" xmlns:w16du="http://schemas.microsoft.com/office/word/2023/wordml/word16du" xmlns:w16sdtdh="http://schemas.microsoft.com/office/word/2020/wordml/sdtdatahash" xmlns:w16sdtfl="http://schemas.microsoft.com/office/word/2024/wordml/sdtformatlock" xmlns:w16se="http://schemas.microsoft.com/office/word/2015/wordml/symex" xmlns:wpg="http://schemas.microsoft.com/office/word/2010/wordprocessingGroup" xmlns:wpi="http://schemas.microsoft.com/office/word/2010/wordprocessingInk" xmlns:wne="http://schemas.microsoft.com/office/word/2006/wordml" xmlns:wps="http://schemas.microsoft.com/office/word/2010/wordprocessingShape" mc:Ignorable="w14 w15 w16se w16cid w16 w16cex w16sdtdh w16sdtfl w16du wp14">
   <w:p>
     <w:pPr>
       <w:pStyle w:val="Header"/>
@@ -2235,18 +2258,18 @@
         <w:noProof/>
       </w:rPr>
       <w:drawing>
-        <wp:anchor distT="0" distB="0" distL="114300" distR="114300" simplePos="0" relativeHeight="251659264" behindDoc="0" locked="0" layoutInCell="1" allowOverlap="1" wp14:anchorId="66D4F82D" wp14:editId="1341B74F">
+        <wp:anchor distT="0" distB="0" distL="114300" distR="114300" simplePos="0" relativeHeight="251658752" behindDoc="0" locked="0" layoutInCell="1" allowOverlap="1" wp14:anchorId="69EE6722" wp14:editId="3BF4453F">
           <wp:simplePos x="0" y="0"/>
           <wp:positionH relativeFrom="margin">
-            <wp:align>right</wp:align>
+            <wp:posOffset>5008880</wp:posOffset>
           </wp:positionH>
           <wp:positionV relativeFrom="paragraph">
-            <wp:posOffset>391795</wp:posOffset>
+            <wp:posOffset>309245</wp:posOffset>
           </wp:positionV>
           <wp:extent cx="1301750" cy="520700"/>
           <wp:effectExtent l="0" t="0" r="0" b="0"/>
           <wp:wrapNone/>
-          <wp:docPr id="1831711696" name="Picture 1831711696" descr="A white letter on a black background&#10;&#10;Description automatically generated"/>
+          <wp:docPr id="366440482" name="Picture 366440482" descr="A white letter on a black background&#10;&#10;Description automatically generated"/>
           <wp:cNvGraphicFramePr>
             <a:graphicFrameLocks xmlns:a="http://schemas.openxmlformats.org/drawingml/2006/main" noChangeAspect="1"/>
           </wp:cNvGraphicFramePr>
@@ -2373,7 +2396,22 @@
     <w:pPr>
       <w:pStyle w:val="Header"/>
       <w:spacing w:after="0"/>
-      <w:ind w:left="369"/>
+      <w:ind w:left="567"/>
+      <w:rPr>
+        <w:rFonts w:cs="Noto Sans Medium"/>
+        <w:sz w:val="12"/>
+        <w:szCs w:val="12"/>
+      </w:rPr>
+    </w:pPr>
+  </w:p>
+  <w:p>
+    <w:pPr>
+      <w:pStyle w:val="Header"/>
+      <w:tabs>
+        <w:tab w:val="left" w:pos="993"/>
+      </w:tabs>
+      <w:spacing w:after="0"/>
+      <w:ind w:left="993"/>
       <w:rPr>
         <w:rFonts w:cs="Noto Sans"/>
         <w:sz w:val="16"/>
@@ -2408,8 +2446,11 @@
   <w:p>
     <w:pPr>
       <w:pStyle w:val="Header"/>
+      <w:tabs>
+        <w:tab w:val="left" w:pos="993"/>
+      </w:tabs>
       <w:spacing w:after="0"/>
-      <w:ind w:left="369"/>
+      <w:ind w:left="993"/>
       <w:rPr>
         <w:rFonts w:cs="Noto Sans"/>
         <w:sz w:val="16"/>
@@ -2422,201 +2463,238 @@
         <w:sz w:val="16"/>
         <w:szCs w:val="16"/>
       </w:rPr>
-      <w:t>{d.</w:t>
+      <w:t>{d.address_line_2}</w:t>
     </w:r>
-    <w:r>
+  </w:p>
+  <w:p>
+    <w:pPr>
+      <w:pStyle w:val="Header"/>
+      <w:tabs>
+        <w:tab w:val="left" w:pos="993"/>
+      </w:tabs>
+      <w:spacing w:after="0"/>
+      <w:ind w:left="993"/>
       <w:rPr>
         <w:rFonts w:cs="Noto Sans"/>
         <w:sz w:val="16"/>
         <w:szCs w:val="16"/>
       </w:rPr>
-      <w:t>address_line_2</w:t>
-    </w:r>
+    </w:pPr>
     <w:r>
       <w:rPr>
         <w:rFonts w:cs="Noto Sans"/>
         <w:sz w:val="16"/>
         <w:szCs w:val="16"/>
       </w:rPr>
-      <w:t>}</w:t>
+      <w:t>{d.address_line_3}</w:t>
+    </w:r>
+  </w:p>
+  <w:p>
+    <w:pPr>
+      <w:pStyle w:val="Header"/>
+      <w:tabs>
+        <w:tab w:val="left" w:pos="993"/>
+      </w:tabs>
+      <w:spacing w:after="0"/>
+      <w:ind w:left="993"/>
+      <w:rPr>
+        <w:rFonts w:cs="Noto Sans"/>
+        <w:sz w:val="16"/>
+        <w:szCs w:val="16"/>
+      </w:rPr>
+    </w:pPr>
+    <w:r>
+      <w:rPr>
+        <w:rFonts w:cs="Noto Sans"/>
+        <w:sz w:val="16"/>
+        <w:szCs w:val="16"/>
+      </w:rPr>
+      <w:t>{d.address_line_4}</w:t>
+    </w:r>
+  </w:p>
+  <w:p>
+    <w:pPr>
+      <w:pStyle w:val="Header"/>
+      <w:tabs>
+        <w:tab w:val="left" w:pos="993"/>
+      </w:tabs>
+      <w:spacing w:after="0"/>
+      <w:ind w:left="993"/>
+      <w:rPr>
+        <w:rFonts w:cs="Noto Sans"/>
+        <w:sz w:val="16"/>
+        <w:szCs w:val="16"/>
+      </w:rPr>
+    </w:pPr>
+    <w:r>
+      <w:rPr>
+        <w:rFonts w:cs="Noto Sans"/>
+        <w:sz w:val="16"/>
+        <w:szCs w:val="16"/>
+      </w:rPr>
+      <w:t>{d.address_line_5}</w:t>
+    </w:r>
+  </w:p>
+  <w:p>
+    <w:pPr>
+      <w:pStyle w:val="Header"/>
+      <w:tabs>
+        <w:tab w:val="left" w:pos="993"/>
+      </w:tabs>
+      <w:spacing w:after="0"/>
+      <w:ind w:left="993"/>
+      <w:rPr>
+        <w:rFonts w:cs="Noto Sans"/>
+        <w:sz w:val="16"/>
+        <w:szCs w:val="16"/>
+      </w:rPr>
+    </w:pPr>
+    <w:r>
+      <w:rPr>
+        <w:rFonts w:cs="Noto Sans"/>
+        <w:sz w:val="16"/>
+        <w:szCs w:val="16"/>
+      </w:rPr>
+      <w:t>{d.address_line_6}</w:t>
+    </w:r>
+  </w:p>
+  <w:p>
+    <w:pPr>
+      <w:pStyle w:val="Header"/>
+      <w:tabs>
+        <w:tab w:val="left" w:pos="993"/>
+      </w:tabs>
+      <w:spacing w:after="0"/>
+      <w:ind w:left="993"/>
+      <w:rPr>
+        <w:rFonts w:cs="Noto Sans"/>
+        <w:sz w:val="16"/>
+        <w:szCs w:val="16"/>
+      </w:rPr>
+    </w:pPr>
+    <w:r>
+      <w:rPr>
+        <w:rFonts w:cs="Noto Sans"/>
+        <w:sz w:val="16"/>
+        <w:szCs w:val="16"/>
+      </w:rPr>
+      <w:t>{d.address_line_7}</w:t>
     </w:r>
   </w:p>
   <w:p>
     <w:pPr>
       <w:pStyle w:val="Header"/>
       <w:spacing w:after="0"/>
-      <w:ind w:left="369"/>
+      <w:jc w:val="right"/>
       <w:rPr>
         <w:rFonts w:cs="Noto Sans"/>
         <w:sz w:val="16"/>
         <w:szCs w:val="16"/>
       </w:rPr>
     </w:pPr>
-    <w:r>
-      <w:rPr>
-        <w:rFonts w:cs="Noto Sans"/>
-        <w:sz w:val="16"/>
-        <w:szCs w:val="16"/>
-      </w:rPr>
-      <w:t>{d.</w:t>
-    </w:r>
-    <w:r>
-      <w:rPr>
-        <w:rFonts w:cs="Noto Sans"/>
-        <w:sz w:val="16"/>
-        <w:szCs w:val="16"/>
-      </w:rPr>
-      <w:t>address_line_3</w:t>
-    </w:r>
-    <w:r>
-      <w:rPr>
-        <w:rFonts w:cs="Noto Sans"/>
-        <w:sz w:val="16"/>
-        <w:szCs w:val="16"/>
-      </w:rPr>
-      <w:t>}</w:t>
-    </w:r>
   </w:p>
   <w:p>
     <w:pPr>
       <w:pStyle w:val="Header"/>
       <w:spacing w:after="0"/>
-      <w:ind w:left="369"/>
-      <w:rPr>
-        <w:rFonts w:cs="Noto Sans"/>
-        <w:sz w:val="16"/>
-        <w:szCs w:val="16"/>
+      <w:jc w:val="right"/>
+      <w:rPr>
+        <w:rFonts w:cs="Noto Sans Medium"/>
+        <w:b/>
+        <w:bCs/>
+        <w:sz w:val="18"/>
+        <w:szCs w:val="18"/>
       </w:rPr>
     </w:pPr>
-    <w:r>
-      <w:rPr>
-        <w:rFonts w:cs="Noto Sans"/>
-        <w:sz w:val="16"/>
-        <w:szCs w:val="16"/>
-      </w:rPr>
-      <w:t>{d.</w:t>
-    </w:r>
-    <w:r>
-      <w:rPr>
-        <w:rFonts w:cs="Noto Sans"/>
-        <w:sz w:val="16"/>
-        <w:szCs w:val="16"/>
-      </w:rPr>
-      <w:t>address_line_4</w:t>
-    </w:r>
-    <w:r>
-      <w:rPr>
-        <w:rFonts w:cs="Noto Sans"/>
-        <w:sz w:val="16"/>
-        <w:szCs w:val="16"/>
-      </w:rPr>
-      <w:t>}</w:t>
-    </w:r>
   </w:p>
   <w:p>
     <w:pPr>
       <w:pStyle w:val="Header"/>
       <w:spacing w:after="0"/>
-      <w:ind w:left="369"/>
-      <w:rPr>
-        <w:rFonts w:cs="Noto Sans"/>
-        <w:sz w:val="16"/>
-        <w:szCs w:val="16"/>
+      <w:jc w:val="right"/>
+      <w:rPr>
+        <w:rFonts w:cs="Noto Sans Medium"/>
+        <w:b/>
+        <w:bCs/>
+        <w:sz w:val="18"/>
+        <w:szCs w:val="18"/>
       </w:rPr>
     </w:pPr>
-    <w:r>
-      <w:rPr>
-        <w:rFonts w:cs="Noto Sans"/>
-        <w:sz w:val="16"/>
-        <w:szCs w:val="16"/>
-      </w:rPr>
-      <w:t>{d.</w:t>
-    </w:r>
-    <w:r>
-      <w:rPr>
-        <w:rFonts w:cs="Noto Sans"/>
-        <w:sz w:val="16"/>
-        <w:szCs w:val="16"/>
-      </w:rPr>
-      <w:t>address_line_5</w:t>
-    </w:r>
-    <w:r>
-      <w:rPr>
-        <w:rFonts w:cs="Noto Sans"/>
-        <w:sz w:val="16"/>
-        <w:szCs w:val="16"/>
-      </w:rPr>
-      <w:t>}</w:t>
-    </w:r>
   </w:p>
   <w:p>
     <w:pPr>
       <w:pStyle w:val="Header"/>
       <w:spacing w:after="0"/>
-      <w:ind w:left="369"/>
-      <w:rPr>
-        <w:rFonts w:cs="Noto Sans"/>
-        <w:sz w:val="16"/>
-        <w:szCs w:val="16"/>
+      <w:jc w:val="right"/>
+      <w:rPr>
+        <w:rFonts w:cs="Noto Sans Medium"/>
+        <w:b/>
+        <w:bCs/>
+        <w:sz w:val="18"/>
+        <w:szCs w:val="18"/>
       </w:rPr>
     </w:pPr>
-    <w:r>
-      <w:rPr>
-        <w:rFonts w:cs="Noto Sans"/>
-        <w:sz w:val="16"/>
-        <w:szCs w:val="16"/>
-      </w:rPr>
-      <w:t>{d.</w:t>
-    </w:r>
-    <w:r>
-      <w:rPr>
-        <w:rFonts w:cs="Noto Sans"/>
-        <w:sz w:val="16"/>
-        <w:szCs w:val="16"/>
-      </w:rPr>
-      <w:t>address_line_6</w:t>
-    </w:r>
-    <w:r>
-      <w:rPr>
-        <w:rFonts w:cs="Noto Sans"/>
-        <w:sz w:val="16"/>
-        <w:szCs w:val="16"/>
-      </w:rPr>
-      <w:t>}</w:t>
-    </w:r>
   </w:p>
   <w:p>
     <w:pPr>
       <w:pStyle w:val="Header"/>
       <w:spacing w:after="0"/>
-      <w:ind w:left="369"/>
+      <w:jc w:val="right"/>
+      <w:rPr>
+        <w:rFonts w:cs="Noto Sans Medium"/>
+        <w:b/>
+        <w:bCs/>
+        <w:sz w:val="18"/>
+        <w:szCs w:val="18"/>
+      </w:rPr>
+    </w:pPr>
+  </w:p>
+  <w:p>
+    <w:pPr>
+      <w:pStyle w:val="Header"/>
+      <w:spacing w:after="0"/>
+      <w:jc w:val="right"/>
+      <w:rPr>
+        <w:rFonts w:cs="Noto Sans Medium"/>
+        <w:b/>
+        <w:bCs/>
+        <w:sz w:val="18"/>
+        <w:szCs w:val="18"/>
+      </w:rPr>
+    </w:pPr>
+  </w:p>
+  <w:p>
+    <w:pPr>
+      <w:pStyle w:val="Header"/>
+      <w:spacing w:after="0"/>
+      <w:jc w:val="right"/>
       <w:rPr>
         <w:rFonts w:cs="Noto Sans"/>
-        <w:sz w:val="16"/>
-        <w:szCs w:val="16"/>
       </w:rPr>
     </w:pPr>
     <w:r>
       <w:rPr>
         <w:rFonts w:cs="Noto Sans"/>
-        <w:sz w:val="16"/>
-        <w:szCs w:val="16"/>
+        <w:b/>
+        <w:bCs/>
+      </w:rPr>
+      <w:t xml:space="preserve">Date: </w:t>
+    </w:r>
+    <w:r>
+      <w:rPr>
+        <w:rFonts w:cs="Noto Sans"/>
       </w:rPr>
       <w:t>{d.</w:t>
     </w:r>
     <w:r>
       <w:rPr>
         <w:rFonts w:cs="Noto Sans"/>
-        <w:sz w:val="16"/>
-        <w:szCs w:val="16"/>
-      </w:rPr>
-      <w:t>address_line_7</w:t>
+      </w:rPr>
+      <w:t>date</w:t>
     </w:r>
     <w:r>
       <w:rPr>
         <w:rFonts w:cs="Noto Sans"/>
-        <w:sz w:val="16"/>
-        <w:szCs w:val="16"/>
       </w:rPr>
       <w:t>}</w:t>
     </w:r>
@@ -2627,76 +2705,6 @@
       <w:spacing w:after="0"/>
       <w:jc w:val="right"/>
       <w:rPr>
-        <w:rFonts w:cs="Noto Sans Medium"/>
-        <w:b/>
-        <w:bCs/>
-        <w:sz w:val="18"/>
-        <w:szCs w:val="18"/>
-      </w:rPr>
-    </w:pPr>
-  </w:p>
-  <w:p>
-    <w:pPr>
-      <w:pStyle w:val="Header"/>
-      <w:spacing w:after="0"/>
-      <w:jc w:val="right"/>
-      <w:rPr>
-        <w:rFonts w:cs="Noto Sans Medium"/>
-        <w:b/>
-        <w:bCs/>
-        <w:sz w:val="18"/>
-        <w:szCs w:val="18"/>
-      </w:rPr>
-    </w:pPr>
-  </w:p>
-  <w:p>
-    <w:pPr>
-      <w:pStyle w:val="Header"/>
-      <w:spacing w:after="0"/>
-      <w:jc w:val="right"/>
-      <w:rPr>
-        <w:rFonts w:cs="Noto Sans Medium"/>
-        <w:b/>
-        <w:bCs/>
-        <w:sz w:val="18"/>
-        <w:szCs w:val="18"/>
-      </w:rPr>
-    </w:pPr>
-  </w:p>
-  <w:p>
-    <w:pPr>
-      <w:pStyle w:val="Header"/>
-      <w:spacing w:after="0"/>
-      <w:jc w:val="right"/>
-      <w:rPr>
-        <w:rFonts w:cs="Noto Sans Medium"/>
-        <w:b/>
-        <w:bCs/>
-        <w:sz w:val="18"/>
-        <w:szCs w:val="18"/>
-      </w:rPr>
-    </w:pPr>
-  </w:p>
-  <w:p>
-    <w:pPr>
-      <w:pStyle w:val="Header"/>
-      <w:spacing w:after="0"/>
-      <w:jc w:val="right"/>
-      <w:rPr>
-        <w:rFonts w:cs="Noto Sans Medium"/>
-        <w:b/>
-        <w:bCs/>
-        <w:sz w:val="18"/>
-        <w:szCs w:val="18"/>
-      </w:rPr>
-    </w:pPr>
-  </w:p>
-  <w:p>
-    <w:pPr>
-      <w:pStyle w:val="Header"/>
-      <w:spacing w:after="0"/>
-      <w:jc w:val="right"/>
-      <w:rPr>
         <w:rFonts w:cs="Noto Sans"/>
       </w:rPr>
     </w:pPr>
@@ -2706,49 +2714,13 @@
         <w:b/>
         <w:bCs/>
       </w:rPr>
-      <w:t xml:space="preserve">Date: </w:t>
-    </w:r>
-    <w:r>
-      <w:rPr>
-        <w:rFonts w:cs="Noto Sans"/>
-      </w:rPr>
-      <w:t>{d.</w:t>
-    </w:r>
-    <w:r>
-      <w:rPr>
-        <w:rFonts w:cs="Noto Sans"/>
-      </w:rPr>
-      <w:t>date</w:t>
-    </w:r>
-    <w:r>
-      <w:rPr>
-        <w:rFonts w:cs="Noto Sans"/>
-      </w:rPr>
-      <w:t>}</w:t>
-    </w:r>
-  </w:p>
-  <w:p>
-    <w:pPr>
-      <w:pStyle w:val="Header"/>
-      <w:spacing w:after="0"/>
-      <w:jc w:val="right"/>
-      <w:rPr>
-        <w:rFonts w:cs="Noto Sans"/>
-      </w:rPr>
-    </w:pPr>
-    <w:r>
-      <w:rPr>
-        <w:rFonts w:cs="Noto Sans"/>
-        <w:b/>
-        <w:bCs/>
-      </w:rPr>
       <w:t xml:space="preserve">NHS number: </w:t>
     </w:r>
     <w:r>
       <w:rPr>
         <w:rFonts w:cs="Noto Sans"/>
       </w:rPr>
-      <w:t>{</w:t>
+      <w:t>{d.</w:t>
     </w:r>
     <w:r>
       <w:rPr>
@@ -2767,7 +2739,7 @@
 </file>
 
 <file path=word/numbering.xml><?xml version="1.0" encoding="utf-8"?>
-<w:numbering xmlns:wpc="http://schemas.microsoft.com/office/word/2010/wordprocessingCanvas" xmlns:cx="http://schemas.microsoft.com/office/drawing/2014/chartex" xmlns:cx1="http://schemas.microsoft.com/office/drawing/2015/9/8/chartex" xmlns:cx2="http://schemas.microsoft.com/office/drawing/2015/10/21/chartex" xmlns:cx3="http://schemas.microsoft.com/office/drawing/2016/5/9/chartex" xmlns:cx4="http://schemas.microsoft.com/office/drawing/2016/5/10/chartex" xmlns:cx5="http://schemas.microsoft.com/office/drawing/2016/5/11/chartex" xmlns:cx6="http://schemas.microsoft.com/office/drawing/2016/5/12/chartex" xmlns:cx7="http://schemas.microsoft.com/office/drawing/2016/5/13/chartex" xmlns:cx8="http://schemas.microsoft.com/office/drawing/2016/5/14/chartex" xmlns:mc="http://schemas.openxmlformats.org/markup-compatibility/2006" xmlns:aink="http://schemas.microsoft.com/office/drawing/2016/ink" xmlns:am3d="http://schemas.microsoft.com/office/drawing/2017/model3d" xmlns:o="urn:schemas-microsoft-com:office:office" xmlns:oel="http://schemas.microsoft.com/office/2019/extlst" xmlns:r="http://schemas.openxmlformats.org/officeDocument/2006/relationships" xmlns:m="http://schemas.openxmlformats.org/officeDocument/2006/math" xmlns:v="urn:schemas-microsoft-com:vml" xmlns:wp14="http://schemas.microsoft.com/office/word/2010/wordprocessingDrawing" xmlns:wp="http://schemas.openxmlformats.org/drawingml/2006/wordprocessingDrawing" xmlns:w10="urn:schemas-microsoft-com:office:word" xmlns:w="http://schemas.openxmlformats.org/wordprocessingml/2006/main" xmlns:w14="http://schemas.microsoft.com/office/word/2010/wordml" xmlns:w15="http://schemas.microsoft.com/office/word/2012/wordml" xmlns:w16cex="http://schemas.microsoft.com/office/word/2018/wordml/cex" xmlns:w16cid="http://schemas.microsoft.com/office/word/2016/wordml/cid" xmlns:w16="http://schemas.microsoft.com/office/word/2018/wordml" xmlns:w16du="http://schemas.microsoft.com/office/word/2023/wordml/word16du" xmlns:w16sdtdh="http://schemas.microsoft.com/office/word/2020/wordml/sdtdatahash" xmlns:w16sdtfl="http://schemas.microsoft.com/office/word/2024/wordml/sdtformatlock" xmlns:w16se="http://schemas.microsoft.com/office/word/2015/wordml/symex" xmlns:wpg="http://schemas.microsoft.com/office/word/2010/wordprocessingGroup" xmlns:wpi="http://schemas.microsoft.com/office/word/2010/wordprocessingInk" xmlns:wne="http://schemas.microsoft.com/office/word/2006/wordml" xmlns:wps="http://schemas.microsoft.com/office/word/2010/wordprocessingShape" mc:Ignorable="w14 w15 w16se w16cid w16 w16cex w16sdtdh w16sdtfl w16du wp14">
+<w:numbering xmlns:wpc="http://schemas.microsoft.com/office/word/2010/wordprocessingCanvas" xmlns:cx="http://schemas.microsoft.com/office/drawing/2014/chartex" xmlns:cx1="http://schemas.microsoft.com/office/drawing/2015/9/8/chartex" xmlns:cx2="http://schemas.microsoft.com/office/drawing/2015/10/21/chartex" xmlns:cx3="http://schemas.microsoft.com/office/drawing/2016/5/9/chartex" xmlns:cx4="http://schemas.microsoft.com/office/drawing/2016/5/10/chartex" xmlns:cx5="http://schemas.microsoft.com/office/drawing/2016/5/11/chartex" xmlns:cx6="http://schemas.microsoft.com/office/drawing/2016/5/12/chartex" xmlns:cx7="http://schemas.microsoft.com/office/drawing/2016/5/13/chartex" xmlns:cx8="http://schemas.microsoft.com/office/drawing/2016/5/14/chartex" xmlns:mc="http://schemas.openxmlformats.org/markup-compatibility/2006" xmlns:aink="http://schemas.microsoft.com/office/drawing/2016/ink" xmlns:am3d="http://schemas.microsoft.com/office/drawing/2017/model3d" xmlns:o="urn:schemas-microsoft-com:office:office" xmlns:oel="http://schemas.microsoft.com/office/2019/extlst" xmlns:r="http://schemas.openxmlformats.org/officeDocument/2006/relationships" xmlns:m="http://schemas.openxmlformats.org/officeDocument/2006/math" xmlns:v="urn:schemas-microsoft-com:vml" xmlns:wp14="http://schemas.microsoft.com/office/word/2010/wordprocessingDrawing" xmlns:wp="http://schemas.openxmlformats.org/drawingml/2006/wordprocessingDrawing" xmlns:w10="urn:schemas-microsoft-com:office:word" xmlns:w="http://schemas.openxmlformats.org/wordprocessingml/2006/main" xmlns:w14="http://schemas.microsoft.com/office/word/2010/wordml" xmlns:w15="http://schemas.microsoft.com/office/word/2012/wordml" xmlns:w16cei="http://schemas.microsoft.com/office/word/2026/wordml/cei" xmlns:w16cex="http://schemas.microsoft.com/office/word/2018/wordml/cex" xmlns:w16cid="http://schemas.microsoft.com/office/word/2016/wordml/cid" xmlns:w16="http://schemas.microsoft.com/office/word/2018/wordml" xmlns:w16du="http://schemas.microsoft.com/office/word/2023/wordml/word16du" xmlns:w16sdtdh="http://schemas.microsoft.com/office/word/2020/wordml/sdtdatahash" xmlns:w16sdtfl="http://schemas.microsoft.com/office/word/2024/wordml/sdtformatlock" xmlns:w16se="http://schemas.microsoft.com/office/word/2015/wordml/symex" xmlns:wpg="http://schemas.microsoft.com/office/word/2010/wordprocessingGroup" xmlns:wpi="http://schemas.microsoft.com/office/word/2010/wordprocessingInk" xmlns:wne="http://schemas.microsoft.com/office/word/2006/wordml" xmlns:wps="http://schemas.microsoft.com/office/word/2010/wordprocessingShape" mc:Ignorable="w14 w15 w16se w16cid w16 w16cex w16sdtdh w16sdtfl w16du wp14">
   <w:abstractNum w:abstractNumId="0" w15:restartNumberingAfterBreak="0">
     <w:nsid w:val="2AF11543"/>
     <w:multiLevelType w:val="hybridMultilevel"/>
@@ -4018,7 +3990,7 @@
 </file>
 
 <file path=word/people.xml><?xml version="1.0" encoding="utf-8"?>
-<w15:people xmlns:wpc="http://schemas.microsoft.com/office/word/2010/wordprocessingCanvas" xmlns:cx="http://schemas.microsoft.com/office/drawing/2014/chartex" xmlns:cx1="http://schemas.microsoft.com/office/drawing/2015/9/8/chartex" xmlns:cx2="http://schemas.microsoft.com/office/drawing/2015/10/21/chartex" xmlns:cx3="http://schemas.microsoft.com/office/drawing/2016/5/9/chartex" xmlns:cx4="http://schemas.microsoft.com/office/drawing/2016/5/10/chartex" xmlns:cx5="http://schemas.microsoft.com/office/drawing/2016/5/11/chartex" xmlns:cx6="http://schemas.microsoft.com/office/drawing/2016/5/12/chartex" xmlns:cx7="http://schemas.microsoft.com/office/drawing/2016/5/13/chartex" xmlns:cx8="http://schemas.microsoft.com/office/drawing/2016/5/14/chartex" xmlns:mc="http://schemas.openxmlformats.org/markup-compatibility/2006" xmlns:aink="http://schemas.microsoft.com/office/drawing/2016/ink" xmlns:am3d="http://schemas.microsoft.com/office/drawing/2017/model3d" xmlns:o="urn:schemas-microsoft-com:office:office" xmlns:oel="http://schemas.microsoft.com/office/2019/extlst" xmlns:r="http://schemas.openxmlformats.org/officeDocument/2006/relationships" xmlns:m="http://schemas.openxmlformats.org/officeDocument/2006/math" xmlns:v="urn:schemas-microsoft-com:vml" xmlns:wp14="http://schemas.microsoft.com/office/word/2010/wordprocessingDrawing" xmlns:wp="http://schemas.openxmlformats.org/drawingml/2006/wordprocessingDrawing" xmlns:w10="urn:schemas-microsoft-com:office:word" xmlns:w="http://schemas.openxmlformats.org/wordprocessingml/2006/main" xmlns:w14="http://schemas.microsoft.com/office/word/2010/wordml" xmlns:w15="http://schemas.microsoft.com/office/word/2012/wordml" xmlns:w16cex="http://schemas.microsoft.com/office/word/2018/wordml/cex" xmlns:w16cid="http://schemas.microsoft.com/office/word/2016/wordml/cid" xmlns:w16="http://schemas.microsoft.com/office/word/2018/wordml" xmlns:w16du="http://schemas.microsoft.com/office/word/2023/wordml/word16du" xmlns:w16sdtdh="http://schemas.microsoft.com/office/word/2020/wordml/sdtdatahash" xmlns:w16sdtfl="http://schemas.microsoft.com/office/word/2024/wordml/sdtformatlock" xmlns:w16se="http://schemas.microsoft.com/office/word/2015/wordml/symex" xmlns:wpg="http://schemas.microsoft.com/office/word/2010/wordprocessingGroup" xmlns:wpi="http://schemas.microsoft.com/office/word/2010/wordprocessingInk" xmlns:wne="http://schemas.microsoft.com/office/word/2006/wordml" xmlns:wps="http://schemas.microsoft.com/office/word/2010/wordprocessingShape" mc:Ignorable="w14 w15 w16se w16cid w16 w16cex w16sdtdh w16sdtfl w16du wp14">
+<w15:people xmlns:wpc="http://schemas.microsoft.com/office/word/2010/wordprocessingCanvas" xmlns:cx="http://schemas.microsoft.com/office/drawing/2014/chartex" xmlns:cx1="http://schemas.microsoft.com/office/drawing/2015/9/8/chartex" xmlns:cx2="http://schemas.microsoft.com/office/drawing/2015/10/21/chartex" xmlns:cx3="http://schemas.microsoft.com/office/drawing/2016/5/9/chartex" xmlns:cx4="http://schemas.microsoft.com/office/drawing/2016/5/10/chartex" xmlns:cx5="http://schemas.microsoft.com/office/drawing/2016/5/11/chartex" xmlns:cx6="http://schemas.microsoft.com/office/drawing/2016/5/12/chartex" xmlns:cx7="http://schemas.microsoft.com/office/drawing/2016/5/13/chartex" xmlns:cx8="http://schemas.microsoft.com/office/drawing/2016/5/14/chartex" xmlns:mc="http://schemas.openxmlformats.org/markup-compatibility/2006" xmlns:aink="http://schemas.microsoft.com/office/drawing/2016/ink" xmlns:am3d="http://schemas.microsoft.com/office/drawing/2017/model3d" xmlns:o="urn:schemas-microsoft-com:office:office" xmlns:oel="http://schemas.microsoft.com/office/2019/extlst" xmlns:r="http://schemas.openxmlformats.org/officeDocument/2006/relationships" xmlns:m="http://schemas.openxmlformats.org/officeDocument/2006/math" xmlns:v="urn:schemas-microsoft-com:vml" xmlns:wp14="http://schemas.microsoft.com/office/word/2010/wordprocessingDrawing" xmlns:wp="http://schemas.openxmlformats.org/drawingml/2006/wordprocessingDrawing" xmlns:w10="urn:schemas-microsoft-com:office:word" xmlns:w="http://schemas.openxmlformats.org/wordprocessingml/2006/main" xmlns:w14="http://schemas.microsoft.com/office/word/2010/wordml" xmlns:w15="http://schemas.microsoft.com/office/word/2012/wordml" xmlns:w16cei="http://schemas.microsoft.com/office/word/2026/wordml/cei" xmlns:w16cex="http://schemas.microsoft.com/office/word/2018/wordml/cex" xmlns:w16cid="http://schemas.microsoft.com/office/word/2016/wordml/cid" xmlns:w16="http://schemas.microsoft.com/office/word/2018/wordml" xmlns:w16du="http://schemas.microsoft.com/office/word/2023/wordml/word16du" xmlns:w16sdtdh="http://schemas.microsoft.com/office/word/2020/wordml/sdtdatahash" xmlns:w16sdtfl="http://schemas.microsoft.com/office/word/2024/wordml/sdtformatlock" xmlns:w16se="http://schemas.microsoft.com/office/word/2015/wordml/symex" xmlns:wpg="http://schemas.microsoft.com/office/word/2010/wordprocessingGroup" xmlns:wpi="http://schemas.microsoft.com/office/word/2010/wordprocessingInk" xmlns:wne="http://schemas.microsoft.com/office/word/2006/wordml" xmlns:wps="http://schemas.microsoft.com/office/word/2010/wordprocessingShape" mc:Ignorable="w14 w15 w16se w16cid w16 w16cex w16sdtdh w16sdtfl w16du wp14">
   <w15:person w15:author="GIFFORD, Emma (NHS ENGLAND - X26)">
     <w15:presenceInfo w15:providerId="AD" w15:userId="S::emma.gifford4@nhs.net::ccf95563-42b7-4a59-8eb5-0a2143777171"/>
   </w15:person>
@@ -4421,7 +4393,7 @@
   <w:style w:type="paragraph" w:default="1" w:styleId="Normal">
     <w:name w:val="Normal"/>
     <w:qFormat/>
-    <w:rsid w:val="003B3320"/>
+    <w:rsid w:val="00384048"/>
     <w:pPr>
       <w:spacing w:after="240"/>
     </w:pPr>
@@ -4455,7 +4427,7 @@
     <w:next w:val="Normal"/>
     <w:link w:val="Heading2Char"/>
     <w:unhideWhenUsed/>
-    <w:rsid w:val="00603978"/>
+    <w:rsid w:val="00384048"/>
     <w:pPr>
       <w:keepNext/>
       <w:keepLines/>
@@ -4664,11 +4636,10 @@
     <w:aliases w:val="NHS letter heading Char"/>
     <w:basedOn w:val="DefaultParagraphFont"/>
     <w:link w:val="Heading2"/>
-    <w:rsid w:val="00603978"/>
+    <w:rsid w:val="00384048"/>
     <w:rPr>
-      <w:rFonts w:ascii="Noto Sans Medium" w:eastAsiaTheme="majorEastAsia" w:hAnsi="Noto Sans Medium" w:cstheme="majorBidi"/>
+      <w:rFonts w:ascii="Noto Sans" w:eastAsiaTheme="majorEastAsia" w:hAnsi="Noto Sans" w:cstheme="majorBidi"/>
       <w:b/>
-      <w:sz w:val="32"/>
       <w:szCs w:val="32"/>
     </w:rPr>
   </w:style>
@@ -4945,7 +4916,7 @@
     <w:link w:val="HeaderChar"/>
     <w:uiPriority w:val="99"/>
     <w:unhideWhenUsed/>
-    <w:rsid w:val="00343935"/>
+    <w:rsid w:val="00384048"/>
     <w:pPr>
       <w:tabs>
         <w:tab w:val="center" w:pos="4513"/>
@@ -4958,7 +4929,10 @@
     <w:basedOn w:val="DefaultParagraphFont"/>
     <w:link w:val="Header"/>
     <w:uiPriority w:val="99"/>
-    <w:rsid w:val="00343935"/>
+    <w:rsid w:val="00384048"/>
+    <w:rPr>
+      <w:rFonts w:ascii="Noto Sans" w:hAnsi="Noto Sans"/>
+    </w:rPr>
   </w:style>
   <w:style w:type="paragraph" w:styleId="Footer">
     <w:name w:val="footer"/>
@@ -5002,7 +4976,7 @@
     <w:basedOn w:val="DefaultParagraphFont"/>
     <w:uiPriority w:val="99"/>
     <w:unhideWhenUsed/>
-    <w:rsid w:val="003B3320"/>
+    <w:rsid w:val="00706AD3"/>
     <w:rPr>
       <w:rFonts w:ascii="Noto Sans" w:hAnsi="Noto Sans"/>
       <w:b/>
